--- a/docs/word/06-Sicurezza-e-Conformita.docx
+++ b/docs/word/06-Sicurezza-e-Conformita.docx
@@ -1,6 +1,6 @@
 
 <file path=word/document.xml><?xml version="1.0" encoding="utf-8"?>
-<w:document xmlns:wpc="http://schemas.microsoft.com/office/word/2010/wordprocessingCanvas" xmlns:cx="http://schemas.microsoft.com/office/drawing/2014/chartex" xmlns:cx1="http://schemas.microsoft.com/office/drawing/2015/9/8/chartex" xmlns:cx2="http://schemas.microsoft.com/office/drawing/2015/10/21/chartex" xmlns:cx3="http://schemas.microsoft.com/office/drawing/2016/5/9/chartex" xmlns:cx4="http://schemas.microsoft.com/office/drawing/2016/5/10/chartex" xmlns:cx5="http://schemas.microsoft.com/office/drawing/2016/5/11/chartex" xmlns:cx6="http://schemas.microsoft.com/office/drawing/2016/5/12/chartex" xmlns:cx7="http://schemas.microsoft.com/office/drawing/2016/5/13/chartex" xmlns:cx8="http://schemas.microsoft.com/office/drawing/2016/5/14/chartex" xmlns:mc="http://schemas.openxmlformats.org/markup-compatibility/2006" xmlns:aink="http://schemas.microsoft.com/office/drawing/2016/ink" xmlns:am3d="http://schemas.microsoft.com/office/drawing/2017/model3d" xmlns:o="urn:schemas-microsoft-com:office:office" xmlns:oel="http://schemas.microsoft.com/office/2019/extlst" xmlns:r="http://schemas.openxmlformats.org/officeDocument/2006/relationships" xmlns:m="http://schemas.openxmlformats.org/officeDocument/2006/math" xmlns:v="urn:schemas-microsoft-com:vml" xmlns:wp14="http://schemas.microsoft.com/office/word/2010/wordprocessingDrawing" xmlns:wp="http://schemas.openxmlformats.org/drawingml/2006/wordprocessingDrawing" xmlns:w10="urn:schemas-microsoft-com:office:word" xmlns:w="http://schemas.openxmlformats.org/wordprocessingml/2006/main" xmlns:w14="http://schemas.microsoft.com/office/word/2010/wordml" xmlns:w15="http://schemas.microsoft.com/office/word/2012/wordml" xmlns:w16cei="http://schemas.microsoft.com/office/word/2026/wordml/cei" xmlns:w16cex="http://schemas.microsoft.com/office/word/2018/wordml/cex" xmlns:w16cid="http://schemas.microsoft.com/office/word/2016/wordml/cid" xmlns:w16="http://schemas.microsoft.com/office/word/2018/wordml" xmlns:w16du="http://schemas.microsoft.com/office/word/2023/wordml/word16du" xmlns:w16sdtdh="http://schemas.microsoft.com/office/word/2020/wordml/sdtdatahash" xmlns:w16sdtfl="http://schemas.microsoft.com/office/word/2024/wordml/sdtformatlock" xmlns:w16se="http://schemas.microsoft.com/office/word/2015/wordml/symex" xmlns:wpg="http://schemas.microsoft.com/office/word/2010/wordprocessingGroup" xmlns:wpi="http://schemas.microsoft.com/office/word/2010/wordprocessingInk" xmlns:wne="http://schemas.microsoft.com/office/word/2006/wordml" xmlns:wps="http://schemas.microsoft.com/office/word/2010/wordprocessingShape" mc:Ignorable="w14 w15 w16se w16cid w16 w16cex w16sdtdh w16sdtfl w16du wp14">
+<w:document xmlns:wpc="http://schemas.microsoft.com/office/word/2010/wordprocessingCanvas" xmlns:cx="http://schemas.microsoft.com/office/drawing/2014/chartex" xmlns:cx1="http://schemas.microsoft.com/office/drawing/2015/9/8/chartex" xmlns:cx2="http://schemas.microsoft.com/office/drawing/2015/10/21/chartex" xmlns:cx3="http://schemas.microsoft.com/office/drawing/2016/5/9/chartex" xmlns:cx4="http://schemas.microsoft.com/office/drawing/2016/5/10/chartex" xmlns:cx5="http://schemas.microsoft.com/office/drawing/2016/5/11/chartex" xmlns:cx6="http://schemas.microsoft.com/office/drawing/2016/5/12/chartex" xmlns:cx7="http://schemas.microsoft.com/office/drawing/2016/5/13/chartex" xmlns:cx8="http://schemas.microsoft.com/office/drawing/2016/5/14/chartex" xmlns:mc="http://schemas.openxmlformats.org/markup-compatibility/2006" xmlns:aink="http://schemas.microsoft.com/office/drawing/2016/ink" xmlns:am3d="http://schemas.microsoft.com/office/drawing/2017/model3d" xmlns:o="urn:schemas-microsoft-com:office:office" xmlns:oel="http://schemas.microsoft.com/office/2019/extlst" xmlns:r="http://schemas.openxmlformats.org/officeDocument/2006/relationships" xmlns:m="http://schemas.openxmlformats.org/officeDocument/2006/math" xmlns:v="urn:schemas-microsoft-com:vml" xmlns:wp14="http://schemas.microsoft.com/office/word/2010/wordprocessingDrawing" xmlns:wp="http://schemas.openxmlformats.org/drawingml/2006/wordprocessingDrawing" xmlns:w10="urn:schemas-microsoft-com:office:word" xmlns:w="http://schemas.openxmlformats.org/wordprocessingml/2006/main" xmlns:w14="http://schemas.microsoft.com/office/word/2010/wordml" xmlns:w15="http://schemas.microsoft.com/office/word/2012/wordml" xmlns:w16cex="http://schemas.microsoft.com/office/word/2018/wordml/cex" xmlns:w16cid="http://schemas.microsoft.com/office/word/2016/wordml/cid" xmlns:w16="http://schemas.microsoft.com/office/word/2018/wordml" xmlns:w16du="http://schemas.microsoft.com/office/word/2023/wordml/word16du" xmlns:w16sdtdh="http://schemas.microsoft.com/office/word/2020/wordml/sdtdatahash" xmlns:w16sdtfl="http://schemas.microsoft.com/office/word/2024/wordml/sdtformatlock" xmlns:w16se="http://schemas.microsoft.com/office/word/2015/wordml/symex" xmlns:wpg="http://schemas.microsoft.com/office/word/2010/wordprocessingGroup" xmlns:wpi="http://schemas.microsoft.com/office/word/2010/wordprocessingInk" xmlns:wne="http://schemas.microsoft.com/office/word/2006/wordml" xmlns:wps="http://schemas.microsoft.com/office/word/2010/wordprocessingShape" mc:Ignorable="w14 w15 w16se w16cid w16 w16cex w16sdtdh w16sdtfl w16du wp14">
   <w:body>
     <w:p>
       <w:pPr>
@@ -11,7 +11,7 @@
           <w:noProof/>
         </w:rPr>
         <w:drawing>
-          <wp:inline distT="0" distB="0" distL="0" distR="0" wp14:anchorId="547D08D0" wp14:editId="5BC7FC29">
+          <wp:inline distT="0" distB="0" distL="0" distR="0" wp14:anchorId="3F30A04C" wp14:editId="4782677D">
             <wp:extent cx="1981200" cy="771525"/>
             <wp:effectExtent l="0" t="0" r="0" b="0"/>
             <wp:docPr id="1" name="Immagine 1"/>
@@ -514,7 +514,7 @@
                 <w:sz w:val="19"/>
                 <w:szCs w:val="19"/>
               </w:rPr>
-              <w:t>18 settembre 2026</w:t>
+              <w:t>22 settembre 2026</w:t>
             </w:r>
           </w:p>
         </w:tc>
@@ -896,7 +896,7 @@
     <w:sdt>
       <w:sdtPr>
         <w:alias w:val="Indice"/>
-        <w:id w:val="-53095500"/>
+        <w:id w:val="269056839"/>
       </w:sdtPr>
       <w:sdtContent>
         <w:p>
@@ -918,7 +918,7 @@
           <w:r>
             <w:fldChar w:fldCharType="separate"/>
           </w:r>
-          <w:hyperlink w:anchor="_Toc240621717" w:history="1">
+          <w:hyperlink w:anchor="_Toc240987685" w:history="1">
             <w:r>
               <w:rPr>
                 <w:rStyle w:val="Collegamentoipertestuale"/>
@@ -942,7 +942,7 @@
               <w:rPr>
                 <w:noProof/>
               </w:rPr>
-              <w:instrText xml:space="preserve"> PAGEREF _Toc240621717 \h </w:instrText>
+              <w:instrText xml:space="preserve"> PAGEREF _Toc240987685 \h </w:instrText>
             </w:r>
             <w:r>
               <w:rPr>
@@ -979,7 +979,7 @@
               <w:noProof/>
             </w:rPr>
           </w:pPr>
-          <w:hyperlink w:anchor="_Toc240621718" w:history="1">
+          <w:hyperlink w:anchor="_Toc240987686" w:history="1">
             <w:r>
               <w:rPr>
                 <w:rStyle w:val="Collegamentoipertestuale"/>
@@ -1003,7 +1003,7 @@
               <w:rPr>
                 <w:noProof/>
               </w:rPr>
-              <w:instrText xml:space="preserve"> PAGEREF _Toc240621718 \h </w:instrText>
+              <w:instrText xml:space="preserve"> PAGEREF _Toc240987686 \h </w:instrText>
             </w:r>
             <w:r>
               <w:rPr>
@@ -1040,7 +1040,7 @@
               <w:noProof/>
             </w:rPr>
           </w:pPr>
-          <w:hyperlink w:anchor="_Toc240621719" w:history="1">
+          <w:hyperlink w:anchor="_Toc240987687" w:history="1">
             <w:r>
               <w:rPr>
                 <w:rStyle w:val="Collegamentoipertestuale"/>
@@ -1064,7 +1064,7 @@
               <w:rPr>
                 <w:noProof/>
               </w:rPr>
-              <w:instrText xml:space="preserve"> PAGEREF _Toc240621719 \h </w:instrText>
+              <w:instrText xml:space="preserve"> PAGEREF _Toc240987687 \h </w:instrText>
             </w:r>
             <w:r>
               <w:rPr>
@@ -1101,7 +1101,7 @@
               <w:noProof/>
             </w:rPr>
           </w:pPr>
-          <w:hyperlink w:anchor="_Toc240621720" w:history="1">
+          <w:hyperlink w:anchor="_Toc240987688" w:history="1">
             <w:r>
               <w:rPr>
                 <w:rStyle w:val="Collegamentoipertestuale"/>
@@ -1125,7 +1125,7 @@
               <w:rPr>
                 <w:noProof/>
               </w:rPr>
-              <w:instrText xml:space="preserve"> PAGEREF _Toc240621720 \h </w:instrText>
+              <w:instrText xml:space="preserve"> PAGEREF _Toc240987688 \h </w:instrText>
             </w:r>
             <w:r>
               <w:rPr>
@@ -1162,7 +1162,7 @@
               <w:noProof/>
             </w:rPr>
           </w:pPr>
-          <w:hyperlink w:anchor="_Toc240621721" w:history="1">
+          <w:hyperlink w:anchor="_Toc240987689" w:history="1">
             <w:r>
               <w:rPr>
                 <w:rStyle w:val="Collegamentoipertestuale"/>
@@ -1186,7 +1186,7 @@
               <w:rPr>
                 <w:noProof/>
               </w:rPr>
-              <w:instrText xml:space="preserve"> PAGEREF _Toc240621721 \h </w:instrText>
+              <w:instrText xml:space="preserve"> PAGEREF _Toc240987689 \h </w:instrText>
             </w:r>
             <w:r>
               <w:rPr>
@@ -1223,7 +1223,7 @@
               <w:noProof/>
             </w:rPr>
           </w:pPr>
-          <w:hyperlink w:anchor="_Toc240621722" w:history="1">
+          <w:hyperlink w:anchor="_Toc240987690" w:history="1">
             <w:r>
               <w:rPr>
                 <w:rStyle w:val="Collegamentoipertestuale"/>
@@ -1247,7 +1247,7 @@
               <w:rPr>
                 <w:noProof/>
               </w:rPr>
-              <w:instrText xml:space="preserve"> PAGEREF _Toc240621722 \h </w:instrText>
+              <w:instrText xml:space="preserve"> PAGEREF _Toc240987690 \h </w:instrText>
             </w:r>
             <w:r>
               <w:rPr>
@@ -1284,7 +1284,7 @@
               <w:noProof/>
             </w:rPr>
           </w:pPr>
-          <w:hyperlink w:anchor="_Toc240621723" w:history="1">
+          <w:hyperlink w:anchor="_Toc240987691" w:history="1">
             <w:r>
               <w:rPr>
                 <w:rStyle w:val="Collegamentoipertestuale"/>
@@ -1308,7 +1308,7 @@
               <w:rPr>
                 <w:noProof/>
               </w:rPr>
-              <w:instrText xml:space="preserve"> PAGEREF _Toc240621723 \h </w:instrText>
+              <w:instrText xml:space="preserve"> PAGEREF _Toc240987691 \h </w:instrText>
             </w:r>
             <w:r>
               <w:rPr>
@@ -1345,7 +1345,7 @@
               <w:noProof/>
             </w:rPr>
           </w:pPr>
-          <w:hyperlink w:anchor="_Toc240621724" w:history="1">
+          <w:hyperlink w:anchor="_Toc240987692" w:history="1">
             <w:r>
               <w:rPr>
                 <w:rStyle w:val="Collegamentoipertestuale"/>
@@ -1369,7 +1369,7 @@
               <w:rPr>
                 <w:noProof/>
               </w:rPr>
-              <w:instrText xml:space="preserve"> PAGEREF _Toc240621724 \h </w:instrText>
+              <w:instrText xml:space="preserve"> PAGEREF _Toc240987692 \h </w:instrText>
             </w:r>
             <w:r>
               <w:rPr>
@@ -1406,7 +1406,7 @@
               <w:noProof/>
             </w:rPr>
           </w:pPr>
-          <w:hyperlink w:anchor="_Toc240621725" w:history="1">
+          <w:hyperlink w:anchor="_Toc240987693" w:history="1">
             <w:r>
               <w:rPr>
                 <w:rStyle w:val="Collegamentoipertestuale"/>
@@ -1430,7 +1430,7 @@
               <w:rPr>
                 <w:noProof/>
               </w:rPr>
-              <w:instrText xml:space="preserve"> PAGEREF _Toc240621725 \h </w:instrText>
+              <w:instrText xml:space="preserve"> PAGEREF _Toc240987693 \h </w:instrText>
             </w:r>
             <w:r>
               <w:rPr>
@@ -1467,7 +1467,7 @@
               <w:noProof/>
             </w:rPr>
           </w:pPr>
-          <w:hyperlink w:anchor="_Toc240621726" w:history="1">
+          <w:hyperlink w:anchor="_Toc240987694" w:history="1">
             <w:r>
               <w:rPr>
                 <w:rStyle w:val="Collegamentoipertestuale"/>
@@ -1491,7 +1491,7 @@
               <w:rPr>
                 <w:noProof/>
               </w:rPr>
-              <w:instrText xml:space="preserve"> PAGEREF _Toc240621726 \h </w:instrText>
+              <w:instrText xml:space="preserve"> PAGEREF _Toc240987694 \h </w:instrText>
             </w:r>
             <w:r>
               <w:rPr>
@@ -1528,7 +1528,7 @@
               <w:noProof/>
             </w:rPr>
           </w:pPr>
-          <w:hyperlink w:anchor="_Toc240621727" w:history="1">
+          <w:hyperlink w:anchor="_Toc240987695" w:history="1">
             <w:r>
               <w:rPr>
                 <w:rStyle w:val="Collegamentoipertestuale"/>
@@ -1552,7 +1552,7 @@
               <w:rPr>
                 <w:noProof/>
               </w:rPr>
-              <w:instrText xml:space="preserve"> PAGEREF _Toc240621727 \h </w:instrText>
+              <w:instrText xml:space="preserve"> PAGEREF _Toc240987695 \h </w:instrText>
             </w:r>
             <w:r>
               <w:rPr>
@@ -1589,7 +1589,7 @@
               <w:noProof/>
             </w:rPr>
           </w:pPr>
-          <w:hyperlink w:anchor="_Toc240621728" w:history="1">
+          <w:hyperlink w:anchor="_Toc240987696" w:history="1">
             <w:r>
               <w:rPr>
                 <w:rStyle w:val="Collegamentoipertestuale"/>
@@ -1613,7 +1613,7 @@
               <w:rPr>
                 <w:noProof/>
               </w:rPr>
-              <w:instrText xml:space="preserve"> PAGEREF _Toc240621728 \h </w:instrText>
+              <w:instrText xml:space="preserve"> PAGEREF _Toc240987696 \h </w:instrText>
             </w:r>
             <w:r>
               <w:rPr>
@@ -1650,7 +1650,7 @@
               <w:noProof/>
             </w:rPr>
           </w:pPr>
-          <w:hyperlink w:anchor="_Toc240621729" w:history="1">
+          <w:hyperlink w:anchor="_Toc240987697" w:history="1">
             <w:r>
               <w:rPr>
                 <w:rStyle w:val="Collegamentoipertestuale"/>
@@ -1674,7 +1674,7 @@
               <w:rPr>
                 <w:noProof/>
               </w:rPr>
-              <w:instrText xml:space="preserve"> PAGEREF _Toc240621729 \h </w:instrText>
+              <w:instrText xml:space="preserve"> PAGEREF _Toc240987697 \h </w:instrText>
             </w:r>
             <w:r>
               <w:rPr>
@@ -1711,7 +1711,7 @@
               <w:noProof/>
             </w:rPr>
           </w:pPr>
-          <w:hyperlink w:anchor="_Toc240621730" w:history="1">
+          <w:hyperlink w:anchor="_Toc240987698" w:history="1">
             <w:r>
               <w:rPr>
                 <w:rStyle w:val="Collegamentoipertestuale"/>
@@ -1735,7 +1735,7 @@
               <w:rPr>
                 <w:noProof/>
               </w:rPr>
-              <w:instrText xml:space="preserve"> PAGEREF _Toc240621730 \h </w:instrText>
+              <w:instrText xml:space="preserve"> PAGEREF _Toc240987698 \h </w:instrText>
             </w:r>
             <w:r>
               <w:rPr>
@@ -1772,7 +1772,7 @@
               <w:noProof/>
             </w:rPr>
           </w:pPr>
-          <w:hyperlink w:anchor="_Toc240621731" w:history="1">
+          <w:hyperlink w:anchor="_Toc240987699" w:history="1">
             <w:r>
               <w:rPr>
                 <w:rStyle w:val="Collegamentoipertestuale"/>
@@ -1796,7 +1796,7 @@
               <w:rPr>
                 <w:noProof/>
               </w:rPr>
-              <w:instrText xml:space="preserve"> PAGEREF _Toc240621731 \h </w:instrText>
+              <w:instrText xml:space="preserve"> PAGEREF _Toc240987699 \h </w:instrText>
             </w:r>
             <w:r>
               <w:rPr>
@@ -1833,7 +1833,7 @@
               <w:noProof/>
             </w:rPr>
           </w:pPr>
-          <w:hyperlink w:anchor="_Toc240621732" w:history="1">
+          <w:hyperlink w:anchor="_Toc240987700" w:history="1">
             <w:r>
               <w:rPr>
                 <w:rStyle w:val="Collegamentoipertestuale"/>
@@ -1857,7 +1857,7 @@
               <w:rPr>
                 <w:noProof/>
               </w:rPr>
-              <w:instrText xml:space="preserve"> PAGEREF _Toc240621732 \h </w:instrText>
+              <w:instrText xml:space="preserve"> PAGEREF _Toc240987700 \h </w:instrText>
             </w:r>
             <w:r>
               <w:rPr>
@@ -1894,7 +1894,7 @@
               <w:noProof/>
             </w:rPr>
           </w:pPr>
-          <w:hyperlink w:anchor="_Toc240621733" w:history="1">
+          <w:hyperlink w:anchor="_Toc240987701" w:history="1">
             <w:r>
               <w:rPr>
                 <w:rStyle w:val="Collegamentoipertestuale"/>
@@ -1918,7 +1918,7 @@
               <w:rPr>
                 <w:noProof/>
               </w:rPr>
-              <w:instrText xml:space="preserve"> PAGEREF _Toc240621733 \h </w:instrText>
+              <w:instrText xml:space="preserve"> PAGEREF _Toc240987701 \h </w:instrText>
             </w:r>
             <w:r>
               <w:rPr>
@@ -1955,7 +1955,7 @@
               <w:noProof/>
             </w:rPr>
           </w:pPr>
-          <w:hyperlink w:anchor="_Toc240621734" w:history="1">
+          <w:hyperlink w:anchor="_Toc240987702" w:history="1">
             <w:r>
               <w:rPr>
                 <w:rStyle w:val="Collegamentoipertestuale"/>
@@ -1979,7 +1979,7 @@
               <w:rPr>
                 <w:noProof/>
               </w:rPr>
-              <w:instrText xml:space="preserve"> PAGEREF _Toc240621734 \h </w:instrText>
+              <w:instrText xml:space="preserve"> PAGEREF _Toc240987702 \h </w:instrText>
             </w:r>
             <w:r>
               <w:rPr>
@@ -2016,7 +2016,7 @@
               <w:noProof/>
             </w:rPr>
           </w:pPr>
-          <w:hyperlink w:anchor="_Toc240621735" w:history="1">
+          <w:hyperlink w:anchor="_Toc240987703" w:history="1">
             <w:r>
               <w:rPr>
                 <w:rStyle w:val="Collegamentoipertestuale"/>
@@ -2040,7 +2040,7 @@
               <w:rPr>
                 <w:noProof/>
               </w:rPr>
-              <w:instrText xml:space="preserve"> PAGEREF _Toc240621735 \h </w:instrText>
+              <w:instrText xml:space="preserve"> PAGEREF _Toc240987703 \h </w:instrText>
             </w:r>
             <w:r>
               <w:rPr>
@@ -2077,7 +2077,7 @@
               <w:noProof/>
             </w:rPr>
           </w:pPr>
-          <w:hyperlink w:anchor="_Toc240621736" w:history="1">
+          <w:hyperlink w:anchor="_Toc240987704" w:history="1">
             <w:r>
               <w:rPr>
                 <w:rStyle w:val="Collegamentoipertestuale"/>
@@ -2101,7 +2101,7 @@
               <w:rPr>
                 <w:noProof/>
               </w:rPr>
-              <w:instrText xml:space="preserve"> PAGEREF _Toc240621736 \h </w:instrText>
+              <w:instrText xml:space="preserve"> PAGEREF _Toc240987704 \h </w:instrText>
             </w:r>
             <w:r>
               <w:rPr>
@@ -2138,7 +2138,7 @@
               <w:noProof/>
             </w:rPr>
           </w:pPr>
-          <w:hyperlink w:anchor="_Toc240621737" w:history="1">
+          <w:hyperlink w:anchor="_Toc240987705" w:history="1">
             <w:r>
               <w:rPr>
                 <w:rStyle w:val="Collegamentoipertestuale"/>
@@ -2162,7 +2162,7 @@
               <w:rPr>
                 <w:noProof/>
               </w:rPr>
-              <w:instrText xml:space="preserve"> PAGEREF _Toc240621737 \h </w:instrText>
+              <w:instrText xml:space="preserve"> PAGEREF _Toc240987705 \h </w:instrText>
             </w:r>
             <w:r>
               <w:rPr>
@@ -2199,7 +2199,7 @@
               <w:noProof/>
             </w:rPr>
           </w:pPr>
-          <w:hyperlink w:anchor="_Toc240621738" w:history="1">
+          <w:hyperlink w:anchor="_Toc240987706" w:history="1">
             <w:r>
               <w:rPr>
                 <w:rStyle w:val="Collegamentoipertestuale"/>
@@ -2223,7 +2223,7 @@
               <w:rPr>
                 <w:noProof/>
               </w:rPr>
-              <w:instrText xml:space="preserve"> PAGEREF _Toc240621738 \h </w:instrText>
+              <w:instrText xml:space="preserve"> PAGEREF _Toc240987706 \h </w:instrText>
             </w:r>
             <w:r>
               <w:rPr>
@@ -2260,7 +2260,7 @@
               <w:noProof/>
             </w:rPr>
           </w:pPr>
-          <w:hyperlink w:anchor="_Toc240621739" w:history="1">
+          <w:hyperlink w:anchor="_Toc240987707" w:history="1">
             <w:r>
               <w:rPr>
                 <w:rStyle w:val="Collegamentoipertestuale"/>
@@ -2284,7 +2284,7 @@
               <w:rPr>
                 <w:noProof/>
               </w:rPr>
-              <w:instrText xml:space="preserve"> PAGEREF _Toc240621739 \h </w:instrText>
+              <w:instrText xml:space="preserve"> PAGEREF _Toc240987707 \h </w:instrText>
             </w:r>
             <w:r>
               <w:rPr>
@@ -2321,7 +2321,7 @@
               <w:noProof/>
             </w:rPr>
           </w:pPr>
-          <w:hyperlink w:anchor="_Toc240621740" w:history="1">
+          <w:hyperlink w:anchor="_Toc240987708" w:history="1">
             <w:r>
               <w:rPr>
                 <w:rStyle w:val="Collegamentoipertestuale"/>
@@ -2345,7 +2345,7 @@
               <w:rPr>
                 <w:noProof/>
               </w:rPr>
-              <w:instrText xml:space="preserve"> PAGEREF _Toc240621740 \h </w:instrText>
+              <w:instrText xml:space="preserve"> PAGEREF _Toc240987708 \h </w:instrText>
             </w:r>
             <w:r>
               <w:rPr>
@@ -2382,7 +2382,7 @@
               <w:noProof/>
             </w:rPr>
           </w:pPr>
-          <w:hyperlink w:anchor="_Toc240621741" w:history="1">
+          <w:hyperlink w:anchor="_Toc240987709" w:history="1">
             <w:r>
               <w:rPr>
                 <w:rStyle w:val="Collegamentoipertestuale"/>
@@ -2406,7 +2406,7 @@
               <w:rPr>
                 <w:noProof/>
               </w:rPr>
-              <w:instrText xml:space="preserve"> PAGEREF _Toc240621741 \h </w:instrText>
+              <w:instrText xml:space="preserve"> PAGEREF _Toc240987709 \h </w:instrText>
             </w:r>
             <w:r>
               <w:rPr>
@@ -2443,7 +2443,7 @@
               <w:noProof/>
             </w:rPr>
           </w:pPr>
-          <w:hyperlink w:anchor="_Toc240621742" w:history="1">
+          <w:hyperlink w:anchor="_Toc240987710" w:history="1">
             <w:r>
               <w:rPr>
                 <w:rStyle w:val="Collegamentoipertestuale"/>
@@ -2467,7 +2467,7 @@
               <w:rPr>
                 <w:noProof/>
               </w:rPr>
-              <w:instrText xml:space="preserve"> PAGEREF _Toc240621742 \h </w:instrText>
+              <w:instrText xml:space="preserve"> PAGEREF _Toc240987710 \h </w:instrText>
             </w:r>
             <w:r>
               <w:rPr>
@@ -2511,7 +2511,7 @@
         </w:pBdr>
         <w:spacing w:after="220"/>
       </w:pPr>
-      <w:bookmarkStart w:id="0" w:name="_Toc240621717"/>
+      <w:bookmarkStart w:id="0" w:name="_Toc240987685"/>
       <w:r>
         <w:rPr>
           <w:color w:val="DC3230"/>
@@ -2964,7 +2964,7 @@
         </w:pBdr>
         <w:spacing w:after="220"/>
       </w:pPr>
-      <w:bookmarkStart w:id="1" w:name="_Toc240621718"/>
+      <w:bookmarkStart w:id="1" w:name="_Toc240987686"/>
       <w:r>
         <w:rPr>
           <w:color w:val="DC3230"/>
@@ -2983,7 +2983,7 @@
         <w:keepNext/>
         <w:spacing w:before="340" w:after="130"/>
       </w:pPr>
-      <w:bookmarkStart w:id="2" w:name="_Toc240621719"/>
+      <w:bookmarkStart w:id="2" w:name="_Toc240987687"/>
       <w:r>
         <w:rPr>
           <w:color w:val="DC3230"/>
@@ -3105,7 +3105,7 @@
         <w:keepNext/>
         <w:spacing w:before="340" w:after="130"/>
       </w:pPr>
-      <w:bookmarkStart w:id="3" w:name="_Toc240621720"/>
+      <w:bookmarkStart w:id="3" w:name="_Toc240987688"/>
       <w:r>
         <w:rPr>
           <w:color w:val="DC3230"/>
@@ -3675,7 +3675,7 @@
         </w:pBdr>
         <w:spacing w:after="220"/>
       </w:pPr>
-      <w:bookmarkStart w:id="4" w:name="_Toc240621721"/>
+      <w:bookmarkStart w:id="4" w:name="_Toc240987689"/>
       <w:r>
         <w:rPr>
           <w:color w:val="DC3230"/>
@@ -3694,7 +3694,7 @@
         <w:keepNext/>
         <w:spacing w:before="340" w:after="130"/>
       </w:pPr>
-      <w:bookmarkStart w:id="5" w:name="_Toc240621722"/>
+      <w:bookmarkStart w:id="5" w:name="_Toc240987690"/>
       <w:r>
         <w:rPr>
           <w:color w:val="DC3230"/>
@@ -3716,10 +3716,10 @@
           <w:noProof/>
         </w:rPr>
         <w:drawing>
-          <wp:inline distT="0" distB="0" distL="0" distR="0" wp14:anchorId="2221A09D" wp14:editId="7F1B7A34">
+          <wp:inline distT="0" distB="0" distL="0" distR="0" wp14:anchorId="70C9051E" wp14:editId="6AD64083">
             <wp:extent cx="6096000" cy="4600575"/>
             <wp:effectExtent l="0" t="0" r="0" b="0"/>
-            <wp:docPr id="849926810" name="Immagine 849926810"/>
+            <wp:docPr id="2032257486" name="Immagine 2032257486"/>
             <wp:cNvGraphicFramePr>
               <a:graphicFrameLocks xmlns:a="http://schemas.openxmlformats.org/drawingml/2006/main" noChangeAspect="1"/>
             </wp:cNvGraphicFramePr>
@@ -5042,7 +5042,7 @@
         <w:keepNext/>
         <w:spacing w:before="340" w:after="130"/>
       </w:pPr>
-      <w:bookmarkStart w:id="6" w:name="_Toc240621723"/>
+      <w:bookmarkStart w:id="6" w:name="_Toc240987691"/>
       <w:r>
         <w:rPr>
           <w:color w:val="DC3230"/>
@@ -5101,7 +5101,7 @@
         <w:keepNext/>
         <w:spacing w:before="340" w:after="130"/>
       </w:pPr>
-      <w:bookmarkStart w:id="7" w:name="_Toc240621724"/>
+      <w:bookmarkStart w:id="7" w:name="_Toc240987692"/>
       <w:r>
         <w:rPr>
           <w:color w:val="DC3230"/>
@@ -5323,7 +5323,7 @@
         <w:keepNext/>
         <w:spacing w:before="340" w:after="130"/>
       </w:pPr>
-      <w:bookmarkStart w:id="8" w:name="_Toc240621725"/>
+      <w:bookmarkStart w:id="8" w:name="_Toc240987693"/>
       <w:r>
         <w:rPr>
           <w:color w:val="DC3230"/>
@@ -6062,7 +6062,7 @@
         </w:pBdr>
         <w:spacing w:after="220"/>
       </w:pPr>
-      <w:bookmarkStart w:id="9" w:name="_Toc240621726"/>
+      <w:bookmarkStart w:id="9" w:name="_Toc240987694"/>
       <w:r>
         <w:rPr>
           <w:color w:val="DC3230"/>
@@ -6085,10 +6085,10 @@
           <w:noProof/>
         </w:rPr>
         <w:drawing>
-          <wp:inline distT="0" distB="0" distL="0" distR="0" wp14:anchorId="5C2C0E8E" wp14:editId="21374C8F">
+          <wp:inline distT="0" distB="0" distL="0" distR="0" wp14:anchorId="3875E218" wp14:editId="1D6F79FA">
             <wp:extent cx="6096000" cy="3990975"/>
             <wp:effectExtent l="0" t="0" r="0" b="0"/>
-            <wp:docPr id="1986541509" name="Immagine 1986541509"/>
+            <wp:docPr id="57010397" name="Immagine 57010397"/>
             <wp:cNvGraphicFramePr>
               <a:graphicFrameLocks xmlns:a="http://schemas.openxmlformats.org/drawingml/2006/main" noChangeAspect="1"/>
             </wp:cNvGraphicFramePr>
@@ -6156,7 +6156,7 @@
         <w:keepNext/>
         <w:spacing w:before="340" w:after="130"/>
       </w:pPr>
-      <w:bookmarkStart w:id="10" w:name="_Toc240621727"/>
+      <w:bookmarkStart w:id="10" w:name="_Toc240987695"/>
       <w:r>
         <w:rPr>
           <w:color w:val="DC3230"/>
@@ -6186,7 +6186,7 @@
         <w:keepNext/>
         <w:spacing w:before="340" w:after="130"/>
       </w:pPr>
-      <w:bookmarkStart w:id="11" w:name="_Toc240621728"/>
+      <w:bookmarkStart w:id="11" w:name="_Toc240987696"/>
       <w:r>
         <w:rPr>
           <w:color w:val="DC3230"/>
@@ -6686,7 +6686,7 @@
         <w:keepNext/>
         <w:spacing w:before="340" w:after="130"/>
       </w:pPr>
-      <w:bookmarkStart w:id="12" w:name="_Toc240621729"/>
+      <w:bookmarkStart w:id="12" w:name="_Toc240987697"/>
       <w:r>
         <w:rPr>
           <w:color w:val="DC3230"/>
@@ -6798,7 +6798,7 @@
         <w:keepNext/>
         <w:spacing w:before="340" w:after="130"/>
       </w:pPr>
-      <w:bookmarkStart w:id="13" w:name="_Toc240621730"/>
+      <w:bookmarkStart w:id="13" w:name="_Toc240987698"/>
       <w:r>
         <w:rPr>
           <w:color w:val="DC3230"/>
@@ -6943,7 +6943,7 @@
         <w:keepNext/>
         <w:spacing w:before="340" w:after="130"/>
       </w:pPr>
-      <w:bookmarkStart w:id="14" w:name="_Toc240621731"/>
+      <w:bookmarkStart w:id="14" w:name="_Toc240987699"/>
       <w:r>
         <w:rPr>
           <w:color w:val="DC3230"/>
@@ -7037,7 +7037,7 @@
         </w:pBdr>
         <w:spacing w:after="220"/>
       </w:pPr>
-      <w:bookmarkStart w:id="15" w:name="_Toc240621732"/>
+      <w:bookmarkStart w:id="15" w:name="_Toc240987700"/>
       <w:r>
         <w:rPr>
           <w:color w:val="DC3230"/>
@@ -8424,7 +8424,7 @@
         </w:pBdr>
         <w:spacing w:after="220"/>
       </w:pPr>
-      <w:bookmarkStart w:id="16" w:name="_Toc240621733"/>
+      <w:bookmarkStart w:id="16" w:name="_Toc240987701"/>
       <w:r>
         <w:rPr>
           <w:color w:val="DC3230"/>
@@ -9118,7 +9118,7 @@
         </w:pBdr>
         <w:spacing w:after="220"/>
       </w:pPr>
-      <w:bookmarkStart w:id="17" w:name="_Toc240621734"/>
+      <w:bookmarkStart w:id="17" w:name="_Toc240987702"/>
       <w:r>
         <w:rPr>
           <w:color w:val="DC3230"/>
@@ -9807,7 +9807,7 @@
         </w:pBdr>
         <w:spacing w:after="220"/>
       </w:pPr>
-      <w:bookmarkStart w:id="18" w:name="_Toc240621735"/>
+      <w:bookmarkStart w:id="18" w:name="_Toc240987703"/>
       <w:r>
         <w:rPr>
           <w:color w:val="DC3230"/>
@@ -10011,7 +10011,7 @@
         </w:pBdr>
         <w:spacing w:after="220"/>
       </w:pPr>
-      <w:bookmarkStart w:id="19" w:name="_Toc240621736"/>
+      <w:bookmarkStart w:id="19" w:name="_Toc240987704"/>
       <w:r>
         <w:rPr>
           <w:color w:val="DC3230"/>
@@ -11521,7 +11521,7 @@
         </w:pBdr>
         <w:spacing w:after="220"/>
       </w:pPr>
-      <w:bookmarkStart w:id="20" w:name="_Toc240621737"/>
+      <w:bookmarkStart w:id="20" w:name="_Toc240987705"/>
       <w:r>
         <w:rPr>
           <w:color w:val="DC3230"/>
@@ -11545,7 +11545,7 @@
         <w:keepNext/>
         <w:spacing w:before="340" w:after="130"/>
       </w:pPr>
-      <w:bookmarkStart w:id="21" w:name="_Toc240621738"/>
+      <w:bookmarkStart w:id="21" w:name="_Toc240987706"/>
       <w:r>
         <w:rPr>
           <w:color w:val="DC3230"/>
@@ -12490,7 +12490,7 @@
         <w:keepNext/>
         <w:spacing w:before="340" w:after="130"/>
       </w:pPr>
-      <w:bookmarkStart w:id="22" w:name="_Toc240621739"/>
+      <w:bookmarkStart w:id="22" w:name="_Toc240987707"/>
       <w:r>
         <w:rPr>
           <w:color w:val="DC3230"/>
@@ -13104,7 +13104,7 @@
         <w:keepNext/>
         <w:spacing w:before="340" w:after="130"/>
       </w:pPr>
-      <w:bookmarkStart w:id="23" w:name="_Toc240621740"/>
+      <w:bookmarkStart w:id="23" w:name="_Toc240987708"/>
       <w:r>
         <w:rPr>
           <w:color w:val="DC3230"/>
@@ -13750,7 +13750,7 @@
         </w:pBdr>
         <w:spacing w:after="220"/>
       </w:pPr>
-      <w:bookmarkStart w:id="24" w:name="_Toc240621741"/>
+      <w:bookmarkStart w:id="24" w:name="_Toc240987709"/>
       <w:r>
         <w:rPr>
           <w:color w:val="DC3230"/>
@@ -16488,7 +16488,7 @@
         </w:pBdr>
         <w:spacing w:after="220"/>
       </w:pPr>
-      <w:bookmarkStart w:id="25" w:name="_Toc240621742"/>
+      <w:bookmarkStart w:id="25" w:name="_Toc240987710"/>
       <w:r>
         <w:rPr>
           <w:color w:val="DC3230"/>
@@ -17777,7 +17777,7 @@
 </file>
 
 <file path=word/endnotes.xml><?xml version="1.0" encoding="utf-8"?>
-<w:endnotes xmlns:wpc="http://schemas.microsoft.com/office/word/2010/wordprocessingCanvas" xmlns:cx="http://schemas.microsoft.com/office/drawing/2014/chartex" xmlns:cx1="http://schemas.microsoft.com/office/drawing/2015/9/8/chartex" xmlns:cx2="http://schemas.microsoft.com/office/drawing/2015/10/21/chartex" xmlns:cx3="http://schemas.microsoft.com/office/drawing/2016/5/9/chartex" xmlns:cx4="http://schemas.microsoft.com/office/drawing/2016/5/10/chartex" xmlns:cx5="http://schemas.microsoft.com/office/drawing/2016/5/11/chartex" xmlns:cx6="http://schemas.microsoft.com/office/drawing/2016/5/12/chartex" xmlns:cx7="http://schemas.microsoft.com/office/drawing/2016/5/13/chartex" xmlns:cx8="http://schemas.microsoft.com/office/drawing/2016/5/14/chartex" xmlns:mc="http://schemas.openxmlformats.org/markup-compatibility/2006" xmlns:aink="http://schemas.microsoft.com/office/drawing/2016/ink" xmlns:am3d="http://schemas.microsoft.com/office/drawing/2017/model3d" xmlns:o="urn:schemas-microsoft-com:office:office" xmlns:oel="http://schemas.microsoft.com/office/2019/extlst" xmlns:r="http://schemas.openxmlformats.org/officeDocument/2006/relationships" xmlns:m="http://schemas.openxmlformats.org/officeDocument/2006/math" xmlns:v="urn:schemas-microsoft-com:vml" xmlns:wp14="http://schemas.microsoft.com/office/word/2010/wordprocessingDrawing" xmlns:wp="http://schemas.openxmlformats.org/drawingml/2006/wordprocessingDrawing" xmlns:w10="urn:schemas-microsoft-com:office:word" xmlns:w="http://schemas.openxmlformats.org/wordprocessingml/2006/main" xmlns:w14="http://schemas.microsoft.com/office/word/2010/wordml" xmlns:w15="http://schemas.microsoft.com/office/word/2012/wordml" xmlns:w16cei="http://schemas.microsoft.com/office/word/2026/wordml/cei" xmlns:w16cex="http://schemas.microsoft.com/office/word/2018/wordml/cex" xmlns:w16cid="http://schemas.microsoft.com/office/word/2016/wordml/cid" xmlns:w16="http://schemas.microsoft.com/office/word/2018/wordml" xmlns:w16du="http://schemas.microsoft.com/office/word/2023/wordml/word16du" xmlns:w16sdtdh="http://schemas.microsoft.com/office/word/2020/wordml/sdtdatahash" xmlns:w16sdtfl="http://schemas.microsoft.com/office/word/2024/wordml/sdtformatlock" xmlns:w16se="http://schemas.microsoft.com/office/word/2015/wordml/symex" xmlns:wpg="http://schemas.microsoft.com/office/word/2010/wordprocessingGroup" xmlns:wpi="http://schemas.microsoft.com/office/word/2010/wordprocessingInk" xmlns:wne="http://schemas.microsoft.com/office/word/2006/wordml" xmlns:wps="http://schemas.microsoft.com/office/word/2010/wordprocessingShape" mc:Ignorable="w14 w15 w16se w16cid w16 w16cex w16sdtdh w16sdtfl w16du wp14">
+<w:endnotes xmlns:wpc="http://schemas.microsoft.com/office/word/2010/wordprocessingCanvas" xmlns:cx="http://schemas.microsoft.com/office/drawing/2014/chartex" xmlns:cx1="http://schemas.microsoft.com/office/drawing/2015/9/8/chartex" xmlns:cx2="http://schemas.microsoft.com/office/drawing/2015/10/21/chartex" xmlns:cx3="http://schemas.microsoft.com/office/drawing/2016/5/9/chartex" xmlns:cx4="http://schemas.microsoft.com/office/drawing/2016/5/10/chartex" xmlns:cx5="http://schemas.microsoft.com/office/drawing/2016/5/11/chartex" xmlns:cx6="http://schemas.microsoft.com/office/drawing/2016/5/12/chartex" xmlns:cx7="http://schemas.microsoft.com/office/drawing/2016/5/13/chartex" xmlns:cx8="http://schemas.microsoft.com/office/drawing/2016/5/14/chartex" xmlns:mc="http://schemas.openxmlformats.org/markup-compatibility/2006" xmlns:aink="http://schemas.microsoft.com/office/drawing/2016/ink" xmlns:am3d="http://schemas.microsoft.com/office/drawing/2017/model3d" xmlns:o="urn:schemas-microsoft-com:office:office" xmlns:oel="http://schemas.microsoft.com/office/2019/extlst" xmlns:r="http://schemas.openxmlformats.org/officeDocument/2006/relationships" xmlns:m="http://schemas.openxmlformats.org/officeDocument/2006/math" xmlns:v="urn:schemas-microsoft-com:vml" xmlns:wp14="http://schemas.microsoft.com/office/word/2010/wordprocessingDrawing" xmlns:wp="http://schemas.openxmlformats.org/drawingml/2006/wordprocessingDrawing" xmlns:w10="urn:schemas-microsoft-com:office:word" xmlns:w="http://schemas.openxmlformats.org/wordprocessingml/2006/main" xmlns:w14="http://schemas.microsoft.com/office/word/2010/wordml" xmlns:w15="http://schemas.microsoft.com/office/word/2012/wordml" xmlns:w16cex="http://schemas.microsoft.com/office/word/2018/wordml/cex" xmlns:w16cid="http://schemas.microsoft.com/office/word/2016/wordml/cid" xmlns:w16="http://schemas.microsoft.com/office/word/2018/wordml" xmlns:w16du="http://schemas.microsoft.com/office/word/2023/wordml/word16du" xmlns:w16sdtdh="http://schemas.microsoft.com/office/word/2020/wordml/sdtdatahash" xmlns:w16sdtfl="http://schemas.microsoft.com/office/word/2024/wordml/sdtformatlock" xmlns:w16se="http://schemas.microsoft.com/office/word/2015/wordml/symex" xmlns:wpg="http://schemas.microsoft.com/office/word/2010/wordprocessingGroup" xmlns:wpi="http://schemas.microsoft.com/office/word/2010/wordprocessingInk" xmlns:wne="http://schemas.microsoft.com/office/word/2006/wordml" xmlns:wps="http://schemas.microsoft.com/office/word/2010/wordprocessingShape" mc:Ignorable="w14 w15 w16se w16cid w16 w16cex w16sdtdh w16sdtfl w16du wp14">
   <w:endnote w:type="separator" w:id="-1">
     <w:p>
       <w:pPr>
@@ -17802,7 +17802,7 @@
 </file>
 
 <file path=word/footer1.xml><?xml version="1.0" encoding="utf-8"?>
-<w:ftr xmlns:wpc="http://schemas.microsoft.com/office/word/2010/wordprocessingCanvas" xmlns:cx="http://schemas.microsoft.com/office/drawing/2014/chartex" xmlns:cx1="http://schemas.microsoft.com/office/drawing/2015/9/8/chartex" xmlns:cx2="http://schemas.microsoft.com/office/drawing/2015/10/21/chartex" xmlns:cx3="http://schemas.microsoft.com/office/drawing/2016/5/9/chartex" xmlns:cx4="http://schemas.microsoft.com/office/drawing/2016/5/10/chartex" xmlns:cx5="http://schemas.microsoft.com/office/drawing/2016/5/11/chartex" xmlns:cx6="http://schemas.microsoft.com/office/drawing/2016/5/12/chartex" xmlns:cx7="http://schemas.microsoft.com/office/drawing/2016/5/13/chartex" xmlns:cx8="http://schemas.microsoft.com/office/drawing/2016/5/14/chartex" xmlns:mc="http://schemas.openxmlformats.org/markup-compatibility/2006" xmlns:aink="http://schemas.microsoft.com/office/drawing/2016/ink" xmlns:am3d="http://schemas.microsoft.com/office/drawing/2017/model3d" xmlns:o="urn:schemas-microsoft-com:office:office" xmlns:oel="http://schemas.microsoft.com/office/2019/extlst" xmlns:r="http://schemas.openxmlformats.org/officeDocument/2006/relationships" xmlns:m="http://schemas.openxmlformats.org/officeDocument/2006/math" xmlns:v="urn:schemas-microsoft-com:vml" xmlns:wp14="http://schemas.microsoft.com/office/word/2010/wordprocessingDrawing" xmlns:wp="http://schemas.openxmlformats.org/drawingml/2006/wordprocessingDrawing" xmlns:w10="urn:schemas-microsoft-com:office:word" xmlns:w="http://schemas.openxmlformats.org/wordprocessingml/2006/main" xmlns:w14="http://schemas.microsoft.com/office/word/2010/wordml" xmlns:w15="http://schemas.microsoft.com/office/word/2012/wordml" xmlns:w16cei="http://schemas.microsoft.com/office/word/2026/wordml/cei" xmlns:w16cex="http://schemas.microsoft.com/office/word/2018/wordml/cex" xmlns:w16cid="http://schemas.microsoft.com/office/word/2016/wordml/cid" xmlns:w16="http://schemas.microsoft.com/office/word/2018/wordml" xmlns:w16du="http://schemas.microsoft.com/office/word/2023/wordml/word16du" xmlns:w16sdtdh="http://schemas.microsoft.com/office/word/2020/wordml/sdtdatahash" xmlns:w16sdtfl="http://schemas.microsoft.com/office/word/2024/wordml/sdtformatlock" xmlns:w16se="http://schemas.microsoft.com/office/word/2015/wordml/symex" xmlns:wpg="http://schemas.microsoft.com/office/word/2010/wordprocessingGroup" xmlns:wpi="http://schemas.microsoft.com/office/word/2010/wordprocessingInk" xmlns:wne="http://schemas.microsoft.com/office/word/2006/wordml" xmlns:wps="http://schemas.microsoft.com/office/word/2010/wordprocessingShape" mc:Ignorable="w14 w15 w16se w16cid w16 w16cex w16sdtdh w16sdtfl w16du wp14">
+<w:ftr xmlns:wpc="http://schemas.microsoft.com/office/word/2010/wordprocessingCanvas" xmlns:cx="http://schemas.microsoft.com/office/drawing/2014/chartex" xmlns:cx1="http://schemas.microsoft.com/office/drawing/2015/9/8/chartex" xmlns:cx2="http://schemas.microsoft.com/office/drawing/2015/10/21/chartex" xmlns:cx3="http://schemas.microsoft.com/office/drawing/2016/5/9/chartex" xmlns:cx4="http://schemas.microsoft.com/office/drawing/2016/5/10/chartex" xmlns:cx5="http://schemas.microsoft.com/office/drawing/2016/5/11/chartex" xmlns:cx6="http://schemas.microsoft.com/office/drawing/2016/5/12/chartex" xmlns:cx7="http://schemas.microsoft.com/office/drawing/2016/5/13/chartex" xmlns:cx8="http://schemas.microsoft.com/office/drawing/2016/5/14/chartex" xmlns:mc="http://schemas.openxmlformats.org/markup-compatibility/2006" xmlns:aink="http://schemas.microsoft.com/office/drawing/2016/ink" xmlns:am3d="http://schemas.microsoft.com/office/drawing/2017/model3d" xmlns:o="urn:schemas-microsoft-com:office:office" xmlns:oel="http://schemas.microsoft.com/office/2019/extlst" xmlns:r="http://schemas.openxmlformats.org/officeDocument/2006/relationships" xmlns:m="http://schemas.openxmlformats.org/officeDocument/2006/math" xmlns:v="urn:schemas-microsoft-com:vml" xmlns:wp14="http://schemas.microsoft.com/office/word/2010/wordprocessingDrawing" xmlns:wp="http://schemas.openxmlformats.org/drawingml/2006/wordprocessingDrawing" xmlns:w10="urn:schemas-microsoft-com:office:word" xmlns:w="http://schemas.openxmlformats.org/wordprocessingml/2006/main" xmlns:w14="http://schemas.microsoft.com/office/word/2010/wordml" xmlns:w15="http://schemas.microsoft.com/office/word/2012/wordml" xmlns:w16cex="http://schemas.microsoft.com/office/word/2018/wordml/cex" xmlns:w16cid="http://schemas.microsoft.com/office/word/2016/wordml/cid" xmlns:w16="http://schemas.microsoft.com/office/word/2018/wordml" xmlns:w16du="http://schemas.microsoft.com/office/word/2023/wordml/word16du" xmlns:w16sdtdh="http://schemas.microsoft.com/office/word/2020/wordml/sdtdatahash" xmlns:w16sdtfl="http://schemas.microsoft.com/office/word/2024/wordml/sdtformatlock" xmlns:w16se="http://schemas.microsoft.com/office/word/2015/wordml/symex" xmlns:wpg="http://schemas.microsoft.com/office/word/2010/wordprocessingGroup" xmlns:wpi="http://schemas.microsoft.com/office/word/2010/wordprocessingInk" xmlns:wne="http://schemas.microsoft.com/office/word/2006/wordml" xmlns:wps="http://schemas.microsoft.com/office/word/2010/wordprocessingShape" mc:Ignorable="w14 w15 w16se w16cid w16 w16cex w16sdtdh w16sdtfl w16du wp14">
   <w:p>
     <w:pPr>
       <w:pBdr>
@@ -17926,13 +17926,13 @@
 </file>
 
 <file path=word/footer2.xml><?xml version="1.0" encoding="utf-8"?>
-<w:ftr xmlns:wpc="http://schemas.microsoft.com/office/word/2010/wordprocessingCanvas" xmlns:cx="http://schemas.microsoft.com/office/drawing/2014/chartex" xmlns:cx1="http://schemas.microsoft.com/office/drawing/2015/9/8/chartex" xmlns:cx2="http://schemas.microsoft.com/office/drawing/2015/10/21/chartex" xmlns:cx3="http://schemas.microsoft.com/office/drawing/2016/5/9/chartex" xmlns:cx4="http://schemas.microsoft.com/office/drawing/2016/5/10/chartex" xmlns:cx5="http://schemas.microsoft.com/office/drawing/2016/5/11/chartex" xmlns:cx6="http://schemas.microsoft.com/office/drawing/2016/5/12/chartex" xmlns:cx7="http://schemas.microsoft.com/office/drawing/2016/5/13/chartex" xmlns:cx8="http://schemas.microsoft.com/office/drawing/2016/5/14/chartex" xmlns:mc="http://schemas.openxmlformats.org/markup-compatibility/2006" xmlns:aink="http://schemas.microsoft.com/office/drawing/2016/ink" xmlns:am3d="http://schemas.microsoft.com/office/drawing/2017/model3d" xmlns:o="urn:schemas-microsoft-com:office:office" xmlns:oel="http://schemas.microsoft.com/office/2019/extlst" xmlns:r="http://schemas.openxmlformats.org/officeDocument/2006/relationships" xmlns:m="http://schemas.openxmlformats.org/officeDocument/2006/math" xmlns:v="urn:schemas-microsoft-com:vml" xmlns:wp14="http://schemas.microsoft.com/office/word/2010/wordprocessingDrawing" xmlns:wp="http://schemas.openxmlformats.org/drawingml/2006/wordprocessingDrawing" xmlns:w10="urn:schemas-microsoft-com:office:word" xmlns:w="http://schemas.openxmlformats.org/wordprocessingml/2006/main" xmlns:w14="http://schemas.microsoft.com/office/word/2010/wordml" xmlns:w15="http://schemas.microsoft.com/office/word/2012/wordml" xmlns:w16cei="http://schemas.microsoft.com/office/word/2026/wordml/cei" xmlns:w16cex="http://schemas.microsoft.com/office/word/2018/wordml/cex" xmlns:w16cid="http://schemas.microsoft.com/office/word/2016/wordml/cid" xmlns:w16="http://schemas.microsoft.com/office/word/2018/wordml" xmlns:w16du="http://schemas.microsoft.com/office/word/2023/wordml/word16du" xmlns:w16sdtdh="http://schemas.microsoft.com/office/word/2020/wordml/sdtdatahash" xmlns:w16sdtfl="http://schemas.microsoft.com/office/word/2024/wordml/sdtformatlock" xmlns:w16se="http://schemas.microsoft.com/office/word/2015/wordml/symex" xmlns:wpg="http://schemas.microsoft.com/office/word/2010/wordprocessingGroup" xmlns:wpi="http://schemas.microsoft.com/office/word/2010/wordprocessingInk" xmlns:wne="http://schemas.microsoft.com/office/word/2006/wordml" xmlns:wps="http://schemas.microsoft.com/office/word/2010/wordprocessingShape" mc:Ignorable="w14 w15 w16se w16cid w16 w16cex w16sdtdh w16sdtfl w16du wp14">
+<w:ftr xmlns:wpc="http://schemas.microsoft.com/office/word/2010/wordprocessingCanvas" xmlns:cx="http://schemas.microsoft.com/office/drawing/2014/chartex" xmlns:cx1="http://schemas.microsoft.com/office/drawing/2015/9/8/chartex" xmlns:cx2="http://schemas.microsoft.com/office/drawing/2015/10/21/chartex" xmlns:cx3="http://schemas.microsoft.com/office/drawing/2016/5/9/chartex" xmlns:cx4="http://schemas.microsoft.com/office/drawing/2016/5/10/chartex" xmlns:cx5="http://schemas.microsoft.com/office/drawing/2016/5/11/chartex" xmlns:cx6="http://schemas.microsoft.com/office/drawing/2016/5/12/chartex" xmlns:cx7="http://schemas.microsoft.com/office/drawing/2016/5/13/chartex" xmlns:cx8="http://schemas.microsoft.com/office/drawing/2016/5/14/chartex" xmlns:mc="http://schemas.openxmlformats.org/markup-compatibility/2006" xmlns:aink="http://schemas.microsoft.com/office/drawing/2016/ink" xmlns:am3d="http://schemas.microsoft.com/office/drawing/2017/model3d" xmlns:o="urn:schemas-microsoft-com:office:office" xmlns:oel="http://schemas.microsoft.com/office/2019/extlst" xmlns:r="http://schemas.openxmlformats.org/officeDocument/2006/relationships" xmlns:m="http://schemas.openxmlformats.org/officeDocument/2006/math" xmlns:v="urn:schemas-microsoft-com:vml" xmlns:wp14="http://schemas.microsoft.com/office/word/2010/wordprocessingDrawing" xmlns:wp="http://schemas.openxmlformats.org/drawingml/2006/wordprocessingDrawing" xmlns:w10="urn:schemas-microsoft-com:office:word" xmlns:w="http://schemas.openxmlformats.org/wordprocessingml/2006/main" xmlns:w14="http://schemas.microsoft.com/office/word/2010/wordml" xmlns:w15="http://schemas.microsoft.com/office/word/2012/wordml" xmlns:w16cex="http://schemas.microsoft.com/office/word/2018/wordml/cex" xmlns:w16cid="http://schemas.microsoft.com/office/word/2016/wordml/cid" xmlns:w16="http://schemas.microsoft.com/office/word/2018/wordml" xmlns:w16du="http://schemas.microsoft.com/office/word/2023/wordml/word16du" xmlns:w16sdtdh="http://schemas.microsoft.com/office/word/2020/wordml/sdtdatahash" xmlns:w16sdtfl="http://schemas.microsoft.com/office/word/2024/wordml/sdtformatlock" xmlns:w16se="http://schemas.microsoft.com/office/word/2015/wordml/symex" xmlns:wpg="http://schemas.microsoft.com/office/word/2010/wordprocessingGroup" xmlns:wpi="http://schemas.microsoft.com/office/word/2010/wordprocessingInk" xmlns:wne="http://schemas.microsoft.com/office/word/2006/wordml" xmlns:wps="http://schemas.microsoft.com/office/word/2010/wordprocessingShape" mc:Ignorable="w14 w15 w16se w16cid w16 w16cex w16sdtdh w16sdtfl w16du wp14">
   <w:p/>
 </w:ftr>
 </file>
 
 <file path=word/footnotes.xml><?xml version="1.0" encoding="utf-8"?>
-<w:footnotes xmlns:wpc="http://schemas.microsoft.com/office/word/2010/wordprocessingCanvas" xmlns:cx="http://schemas.microsoft.com/office/drawing/2014/chartex" xmlns:cx1="http://schemas.microsoft.com/office/drawing/2015/9/8/chartex" xmlns:cx2="http://schemas.microsoft.com/office/drawing/2015/10/21/chartex" xmlns:cx3="http://schemas.microsoft.com/office/drawing/2016/5/9/chartex" xmlns:cx4="http://schemas.microsoft.com/office/drawing/2016/5/10/chartex" xmlns:cx5="http://schemas.microsoft.com/office/drawing/2016/5/11/chartex" xmlns:cx6="http://schemas.microsoft.com/office/drawing/2016/5/12/chartex" xmlns:cx7="http://schemas.microsoft.com/office/drawing/2016/5/13/chartex" xmlns:cx8="http://schemas.microsoft.com/office/drawing/2016/5/14/chartex" xmlns:mc="http://schemas.openxmlformats.org/markup-compatibility/2006" xmlns:aink="http://schemas.microsoft.com/office/drawing/2016/ink" xmlns:am3d="http://schemas.microsoft.com/office/drawing/2017/model3d" xmlns:o="urn:schemas-microsoft-com:office:office" xmlns:oel="http://schemas.microsoft.com/office/2019/extlst" xmlns:r="http://schemas.openxmlformats.org/officeDocument/2006/relationships" xmlns:m="http://schemas.openxmlformats.org/officeDocument/2006/math" xmlns:v="urn:schemas-microsoft-com:vml" xmlns:wp14="http://schemas.microsoft.com/office/word/2010/wordprocessingDrawing" xmlns:wp="http://schemas.openxmlformats.org/drawingml/2006/wordprocessingDrawing" xmlns:w10="urn:schemas-microsoft-com:office:word" xmlns:w="http://schemas.openxmlformats.org/wordprocessingml/2006/main" xmlns:w14="http://schemas.microsoft.com/office/word/2010/wordml" xmlns:w15="http://schemas.microsoft.com/office/word/2012/wordml" xmlns:w16cei="http://schemas.microsoft.com/office/word/2026/wordml/cei" xmlns:w16cex="http://schemas.microsoft.com/office/word/2018/wordml/cex" xmlns:w16cid="http://schemas.microsoft.com/office/word/2016/wordml/cid" xmlns:w16="http://schemas.microsoft.com/office/word/2018/wordml" xmlns:w16du="http://schemas.microsoft.com/office/word/2023/wordml/word16du" xmlns:w16sdtdh="http://schemas.microsoft.com/office/word/2020/wordml/sdtdatahash" xmlns:w16sdtfl="http://schemas.microsoft.com/office/word/2024/wordml/sdtformatlock" xmlns:w16se="http://schemas.microsoft.com/office/word/2015/wordml/symex" xmlns:wpg="http://schemas.microsoft.com/office/word/2010/wordprocessingGroup" xmlns:wpi="http://schemas.microsoft.com/office/word/2010/wordprocessingInk" xmlns:wne="http://schemas.microsoft.com/office/word/2006/wordml" xmlns:wps="http://schemas.microsoft.com/office/word/2010/wordprocessingShape" mc:Ignorable="w14 w15 w16se w16cid w16 w16cex w16sdtdh w16sdtfl w16du wp14">
+<w:footnotes xmlns:wpc="http://schemas.microsoft.com/office/word/2010/wordprocessingCanvas" xmlns:cx="http://schemas.microsoft.com/office/drawing/2014/chartex" xmlns:cx1="http://schemas.microsoft.com/office/drawing/2015/9/8/chartex" xmlns:cx2="http://schemas.microsoft.com/office/drawing/2015/10/21/chartex" xmlns:cx3="http://schemas.microsoft.com/office/drawing/2016/5/9/chartex" xmlns:cx4="http://schemas.microsoft.com/office/drawing/2016/5/10/chartex" xmlns:cx5="http://schemas.microsoft.com/office/drawing/2016/5/11/chartex" xmlns:cx6="http://schemas.microsoft.com/office/drawing/2016/5/12/chartex" xmlns:cx7="http://schemas.microsoft.com/office/drawing/2016/5/13/chartex" xmlns:cx8="http://schemas.microsoft.com/office/drawing/2016/5/14/chartex" xmlns:mc="http://schemas.openxmlformats.org/markup-compatibility/2006" xmlns:aink="http://schemas.microsoft.com/office/drawing/2016/ink" xmlns:am3d="http://schemas.microsoft.com/office/drawing/2017/model3d" xmlns:o="urn:schemas-microsoft-com:office:office" xmlns:oel="http://schemas.microsoft.com/office/2019/extlst" xmlns:r="http://schemas.openxmlformats.org/officeDocument/2006/relationships" xmlns:m="http://schemas.openxmlformats.org/officeDocument/2006/math" xmlns:v="urn:schemas-microsoft-com:vml" xmlns:wp14="http://schemas.microsoft.com/office/word/2010/wordprocessingDrawing" xmlns:wp="http://schemas.openxmlformats.org/drawingml/2006/wordprocessingDrawing" xmlns:w10="urn:schemas-microsoft-com:office:word" xmlns:w="http://schemas.openxmlformats.org/wordprocessingml/2006/main" xmlns:w14="http://schemas.microsoft.com/office/word/2010/wordml" xmlns:w15="http://schemas.microsoft.com/office/word/2012/wordml" xmlns:w16cex="http://schemas.microsoft.com/office/word/2018/wordml/cex" xmlns:w16cid="http://schemas.microsoft.com/office/word/2016/wordml/cid" xmlns:w16="http://schemas.microsoft.com/office/word/2018/wordml" xmlns:w16du="http://schemas.microsoft.com/office/word/2023/wordml/word16du" xmlns:w16sdtdh="http://schemas.microsoft.com/office/word/2020/wordml/sdtdatahash" xmlns:w16sdtfl="http://schemas.microsoft.com/office/word/2024/wordml/sdtformatlock" xmlns:w16se="http://schemas.microsoft.com/office/word/2015/wordml/symex" xmlns:wpg="http://schemas.microsoft.com/office/word/2010/wordprocessingGroup" xmlns:wpi="http://schemas.microsoft.com/office/word/2010/wordprocessingInk" xmlns:wne="http://schemas.microsoft.com/office/word/2006/wordml" xmlns:wps="http://schemas.microsoft.com/office/word/2010/wordprocessingShape" mc:Ignorable="w14 w15 w16se w16cid w16 w16cex w16sdtdh w16sdtfl w16du wp14">
   <w:footnote w:type="separator" w:id="-1">
     <w:p>
       <w:pPr>
@@ -17957,7 +17957,7 @@
 </file>
 
 <file path=word/header1.xml><?xml version="1.0" encoding="utf-8"?>
-<w:hdr xmlns:wpc="http://schemas.microsoft.com/office/word/2010/wordprocessingCanvas" xmlns:cx="http://schemas.microsoft.com/office/drawing/2014/chartex" xmlns:cx1="http://schemas.microsoft.com/office/drawing/2015/9/8/chartex" xmlns:cx2="http://schemas.microsoft.com/office/drawing/2015/10/21/chartex" xmlns:cx3="http://schemas.microsoft.com/office/drawing/2016/5/9/chartex" xmlns:cx4="http://schemas.microsoft.com/office/drawing/2016/5/10/chartex" xmlns:cx5="http://schemas.microsoft.com/office/drawing/2016/5/11/chartex" xmlns:cx6="http://schemas.microsoft.com/office/drawing/2016/5/12/chartex" xmlns:cx7="http://schemas.microsoft.com/office/drawing/2016/5/13/chartex" xmlns:cx8="http://schemas.microsoft.com/office/drawing/2016/5/14/chartex" xmlns:mc="http://schemas.openxmlformats.org/markup-compatibility/2006" xmlns:aink="http://schemas.microsoft.com/office/drawing/2016/ink" xmlns:am3d="http://schemas.microsoft.com/office/drawing/2017/model3d" xmlns:o="urn:schemas-microsoft-com:office:office" xmlns:oel="http://schemas.microsoft.com/office/2019/extlst" xmlns:r="http://schemas.openxmlformats.org/officeDocument/2006/relationships" xmlns:m="http://schemas.openxmlformats.org/officeDocument/2006/math" xmlns:v="urn:schemas-microsoft-com:vml" xmlns:wp14="http://schemas.microsoft.com/office/word/2010/wordprocessingDrawing" xmlns:wp="http://schemas.openxmlformats.org/drawingml/2006/wordprocessingDrawing" xmlns:w10="urn:schemas-microsoft-com:office:word" xmlns:w="http://schemas.openxmlformats.org/wordprocessingml/2006/main" xmlns:w14="http://schemas.microsoft.com/office/word/2010/wordml" xmlns:w15="http://schemas.microsoft.com/office/word/2012/wordml" xmlns:w16cei="http://schemas.microsoft.com/office/word/2026/wordml/cei" xmlns:w16cex="http://schemas.microsoft.com/office/word/2018/wordml/cex" xmlns:w16cid="http://schemas.microsoft.com/office/word/2016/wordml/cid" xmlns:w16="http://schemas.microsoft.com/office/word/2018/wordml" xmlns:w16du="http://schemas.microsoft.com/office/word/2023/wordml/word16du" xmlns:w16sdtdh="http://schemas.microsoft.com/office/word/2020/wordml/sdtdatahash" xmlns:w16sdtfl="http://schemas.microsoft.com/office/word/2024/wordml/sdtformatlock" xmlns:w16se="http://schemas.microsoft.com/office/word/2015/wordml/symex" xmlns:wpg="http://schemas.microsoft.com/office/word/2010/wordprocessingGroup" xmlns:wpi="http://schemas.microsoft.com/office/word/2010/wordprocessingInk" xmlns:wne="http://schemas.microsoft.com/office/word/2006/wordml" xmlns:wps="http://schemas.microsoft.com/office/word/2010/wordprocessingShape" mc:Ignorable="w14 w15 w16se w16cid w16 w16cex w16sdtdh w16sdtfl w16du wp14">
+<w:hdr xmlns:wpc="http://schemas.microsoft.com/office/word/2010/wordprocessingCanvas" xmlns:cx="http://schemas.microsoft.com/office/drawing/2014/chartex" xmlns:cx1="http://schemas.microsoft.com/office/drawing/2015/9/8/chartex" xmlns:cx2="http://schemas.microsoft.com/office/drawing/2015/10/21/chartex" xmlns:cx3="http://schemas.microsoft.com/office/drawing/2016/5/9/chartex" xmlns:cx4="http://schemas.microsoft.com/office/drawing/2016/5/10/chartex" xmlns:cx5="http://schemas.microsoft.com/office/drawing/2016/5/11/chartex" xmlns:cx6="http://schemas.microsoft.com/office/drawing/2016/5/12/chartex" xmlns:cx7="http://schemas.microsoft.com/office/drawing/2016/5/13/chartex" xmlns:cx8="http://schemas.microsoft.com/office/drawing/2016/5/14/chartex" xmlns:mc="http://schemas.openxmlformats.org/markup-compatibility/2006" xmlns:aink="http://schemas.microsoft.com/office/drawing/2016/ink" xmlns:am3d="http://schemas.microsoft.com/office/drawing/2017/model3d" xmlns:o="urn:schemas-microsoft-com:office:office" xmlns:oel="http://schemas.microsoft.com/office/2019/extlst" xmlns:r="http://schemas.openxmlformats.org/officeDocument/2006/relationships" xmlns:m="http://schemas.openxmlformats.org/officeDocument/2006/math" xmlns:v="urn:schemas-microsoft-com:vml" xmlns:wp14="http://schemas.microsoft.com/office/word/2010/wordprocessingDrawing" xmlns:wp="http://schemas.openxmlformats.org/drawingml/2006/wordprocessingDrawing" xmlns:w10="urn:schemas-microsoft-com:office:word" xmlns:w="http://schemas.openxmlformats.org/wordprocessingml/2006/main" xmlns:w14="http://schemas.microsoft.com/office/word/2010/wordml" xmlns:w15="http://schemas.microsoft.com/office/word/2012/wordml" xmlns:w16cex="http://schemas.microsoft.com/office/word/2018/wordml/cex" xmlns:w16cid="http://schemas.microsoft.com/office/word/2016/wordml/cid" xmlns:w16="http://schemas.microsoft.com/office/word/2018/wordml" xmlns:w16du="http://schemas.microsoft.com/office/word/2023/wordml/word16du" xmlns:w16sdtdh="http://schemas.microsoft.com/office/word/2020/wordml/sdtdatahash" xmlns:w16sdtfl="http://schemas.microsoft.com/office/word/2024/wordml/sdtformatlock" xmlns:w16se="http://schemas.microsoft.com/office/word/2015/wordml/symex" xmlns:wpg="http://schemas.microsoft.com/office/word/2010/wordprocessingGroup" xmlns:wpi="http://schemas.microsoft.com/office/word/2010/wordprocessingInk" xmlns:wne="http://schemas.microsoft.com/office/word/2006/wordml" xmlns:wps="http://schemas.microsoft.com/office/word/2010/wordprocessingShape" mc:Ignorable="w14 w15 w16se w16cid w16 w16cex w16sdtdh w16sdtfl w16du wp14">
   <w:p>
     <w:pPr>
       <w:pBdr>
@@ -17985,10 +17985,10 @@
         <w:noProof/>
       </w:rPr>
       <w:drawing>
-        <wp:inline distT="0" distB="0" distL="0" distR="0" wp14:anchorId="57766009" wp14:editId="734F2085">
+        <wp:inline distT="0" distB="0" distL="0" distR="0" wp14:anchorId="7CCF6522" wp14:editId="3B67B686">
           <wp:extent cx="904875" cy="352425"/>
           <wp:effectExtent l="0" t="0" r="0" b="0"/>
-          <wp:docPr id="1580866982" name="Immagine 1580866982"/>
+          <wp:docPr id="407308557" name="Immagine 407308557"/>
           <wp:cNvGraphicFramePr>
             <a:graphicFrameLocks xmlns:a="http://schemas.openxmlformats.org/drawingml/2006/main" noChangeAspect="1"/>
           </wp:cNvGraphicFramePr>
@@ -18028,18 +18028,104 @@
 </file>
 
 <file path=word/header2.xml><?xml version="1.0" encoding="utf-8"?>
-<w:hdr xmlns:wpc="http://schemas.microsoft.com/office/word/2010/wordprocessingCanvas" xmlns:cx="http://schemas.microsoft.com/office/drawing/2014/chartex" xmlns:cx1="http://schemas.microsoft.com/office/drawing/2015/9/8/chartex" xmlns:cx2="http://schemas.microsoft.com/office/drawing/2015/10/21/chartex" xmlns:cx3="http://schemas.microsoft.com/office/drawing/2016/5/9/chartex" xmlns:cx4="http://schemas.microsoft.com/office/drawing/2016/5/10/chartex" xmlns:cx5="http://schemas.microsoft.com/office/drawing/2016/5/11/chartex" xmlns:cx6="http://schemas.microsoft.com/office/drawing/2016/5/12/chartex" xmlns:cx7="http://schemas.microsoft.com/office/drawing/2016/5/13/chartex" xmlns:cx8="http://schemas.microsoft.com/office/drawing/2016/5/14/chartex" xmlns:mc="http://schemas.openxmlformats.org/markup-compatibility/2006" xmlns:aink="http://schemas.microsoft.com/office/drawing/2016/ink" xmlns:am3d="http://schemas.microsoft.com/office/drawing/2017/model3d" xmlns:o="urn:schemas-microsoft-com:office:office" xmlns:oel="http://schemas.microsoft.com/office/2019/extlst" xmlns:r="http://schemas.openxmlformats.org/officeDocument/2006/relationships" xmlns:m="http://schemas.openxmlformats.org/officeDocument/2006/math" xmlns:v="urn:schemas-microsoft-com:vml" xmlns:wp14="http://schemas.microsoft.com/office/word/2010/wordprocessingDrawing" xmlns:wp="http://schemas.openxmlformats.org/drawingml/2006/wordprocessingDrawing" xmlns:w10="urn:schemas-microsoft-com:office:word" xmlns:w="http://schemas.openxmlformats.org/wordprocessingml/2006/main" xmlns:w14="http://schemas.microsoft.com/office/word/2010/wordml" xmlns:w15="http://schemas.microsoft.com/office/word/2012/wordml" xmlns:w16cei="http://schemas.microsoft.com/office/word/2026/wordml/cei" xmlns:w16cex="http://schemas.microsoft.com/office/word/2018/wordml/cex" xmlns:w16cid="http://schemas.microsoft.com/office/word/2016/wordml/cid" xmlns:w16="http://schemas.microsoft.com/office/word/2018/wordml" xmlns:w16du="http://schemas.microsoft.com/office/word/2023/wordml/word16du" xmlns:w16sdtdh="http://schemas.microsoft.com/office/word/2020/wordml/sdtdatahash" xmlns:w16sdtfl="http://schemas.microsoft.com/office/word/2024/wordml/sdtformatlock" xmlns:w16se="http://schemas.microsoft.com/office/word/2015/wordml/symex" xmlns:wpg="http://schemas.microsoft.com/office/word/2010/wordprocessingGroup" xmlns:wpi="http://schemas.microsoft.com/office/word/2010/wordprocessingInk" xmlns:wne="http://schemas.microsoft.com/office/word/2006/wordml" xmlns:wps="http://schemas.microsoft.com/office/word/2010/wordprocessingShape" mc:Ignorable="w14 w15 w16se w16cid w16 w16cex w16sdtdh w16sdtfl w16du wp14">
+<w:hdr xmlns:wpc="http://schemas.microsoft.com/office/word/2010/wordprocessingCanvas" xmlns:cx="http://schemas.microsoft.com/office/drawing/2014/chartex" xmlns:cx1="http://schemas.microsoft.com/office/drawing/2015/9/8/chartex" xmlns:cx2="http://schemas.microsoft.com/office/drawing/2015/10/21/chartex" xmlns:cx3="http://schemas.microsoft.com/office/drawing/2016/5/9/chartex" xmlns:cx4="http://schemas.microsoft.com/office/drawing/2016/5/10/chartex" xmlns:cx5="http://schemas.microsoft.com/office/drawing/2016/5/11/chartex" xmlns:cx6="http://schemas.microsoft.com/office/drawing/2016/5/12/chartex" xmlns:cx7="http://schemas.microsoft.com/office/drawing/2016/5/13/chartex" xmlns:cx8="http://schemas.microsoft.com/office/drawing/2016/5/14/chartex" xmlns:mc="http://schemas.openxmlformats.org/markup-compatibility/2006" xmlns:aink="http://schemas.microsoft.com/office/drawing/2016/ink" xmlns:am3d="http://schemas.microsoft.com/office/drawing/2017/model3d" xmlns:o="urn:schemas-microsoft-com:office:office" xmlns:oel="http://schemas.microsoft.com/office/2019/extlst" xmlns:r="http://schemas.openxmlformats.org/officeDocument/2006/relationships" xmlns:m="http://schemas.openxmlformats.org/officeDocument/2006/math" xmlns:v="urn:schemas-microsoft-com:vml" xmlns:wp14="http://schemas.microsoft.com/office/word/2010/wordprocessingDrawing" xmlns:wp="http://schemas.openxmlformats.org/drawingml/2006/wordprocessingDrawing" xmlns:w10="urn:schemas-microsoft-com:office:word" xmlns:w="http://schemas.openxmlformats.org/wordprocessingml/2006/main" xmlns:w14="http://schemas.microsoft.com/office/word/2010/wordml" xmlns:w15="http://schemas.microsoft.com/office/word/2012/wordml" xmlns:w16cex="http://schemas.microsoft.com/office/word/2018/wordml/cex" xmlns:w16cid="http://schemas.microsoft.com/office/word/2016/wordml/cid" xmlns:w16="http://schemas.microsoft.com/office/word/2018/wordml" xmlns:w16du="http://schemas.microsoft.com/office/word/2023/wordml/word16du" xmlns:w16sdtdh="http://schemas.microsoft.com/office/word/2020/wordml/sdtdatahash" xmlns:w16sdtfl="http://schemas.microsoft.com/office/word/2024/wordml/sdtformatlock" xmlns:w16se="http://schemas.microsoft.com/office/word/2015/wordml/symex" xmlns:wpg="http://schemas.microsoft.com/office/word/2010/wordprocessingGroup" xmlns:wpi="http://schemas.microsoft.com/office/word/2010/wordprocessingInk" xmlns:wne="http://schemas.microsoft.com/office/word/2006/wordml" xmlns:wps="http://schemas.microsoft.com/office/word/2010/wordprocessingShape" mc:Ignorable="w14 w15 w16se w16cid w16 w16cex w16sdtdh w16sdtfl w16du wp14">
   <w:p/>
 </w:hdr>
 </file>
 
 <file path=word/numbering.xml><?xml version="1.0" encoding="utf-8"?>
-<w:numbering xmlns:wpc="http://schemas.microsoft.com/office/word/2010/wordprocessingCanvas" xmlns:cx="http://schemas.microsoft.com/office/drawing/2014/chartex" xmlns:cx1="http://schemas.microsoft.com/office/drawing/2015/9/8/chartex" xmlns:cx2="http://schemas.microsoft.com/office/drawing/2015/10/21/chartex" xmlns:cx3="http://schemas.microsoft.com/office/drawing/2016/5/9/chartex" xmlns:cx4="http://schemas.microsoft.com/office/drawing/2016/5/10/chartex" xmlns:cx5="http://schemas.microsoft.com/office/drawing/2016/5/11/chartex" xmlns:cx6="http://schemas.microsoft.com/office/drawing/2016/5/12/chartex" xmlns:cx7="http://schemas.microsoft.com/office/drawing/2016/5/13/chartex" xmlns:cx8="http://schemas.microsoft.com/office/drawing/2016/5/14/chartex" xmlns:mc="http://schemas.openxmlformats.org/markup-compatibility/2006" xmlns:aink="http://schemas.microsoft.com/office/drawing/2016/ink" xmlns:am3d="http://schemas.microsoft.com/office/drawing/2017/model3d" xmlns:o="urn:schemas-microsoft-com:office:office" xmlns:oel="http://schemas.microsoft.com/office/2019/extlst" xmlns:r="http://schemas.openxmlformats.org/officeDocument/2006/relationships" xmlns:m="http://schemas.openxmlformats.org/officeDocument/2006/math" xmlns:v="urn:schemas-microsoft-com:vml" xmlns:wp14="http://schemas.microsoft.com/office/word/2010/wordprocessingDrawing" xmlns:wp="http://schemas.openxmlformats.org/drawingml/2006/wordprocessingDrawing" xmlns:w10="urn:schemas-microsoft-com:office:word" xmlns:w="http://schemas.openxmlformats.org/wordprocessingml/2006/main" xmlns:w14="http://schemas.microsoft.com/office/word/2010/wordml" xmlns:w15="http://schemas.microsoft.com/office/word/2012/wordml" xmlns:w16cei="http://schemas.microsoft.com/office/word/2026/wordml/cei" xmlns:w16cex="http://schemas.microsoft.com/office/word/2018/wordml/cex" xmlns:w16cid="http://schemas.microsoft.com/office/word/2016/wordml/cid" xmlns:w16="http://schemas.microsoft.com/office/word/2018/wordml" xmlns:w16du="http://schemas.microsoft.com/office/word/2023/wordml/word16du" xmlns:w16sdtdh="http://schemas.microsoft.com/office/word/2020/wordml/sdtdatahash" xmlns:w16sdtfl="http://schemas.microsoft.com/office/word/2024/wordml/sdtformatlock" xmlns:w16se="http://schemas.microsoft.com/office/word/2015/wordml/symex" xmlns:wpg="http://schemas.microsoft.com/office/word/2010/wordprocessingGroup" xmlns:wpi="http://schemas.microsoft.com/office/word/2010/wordprocessingInk" xmlns:wne="http://schemas.microsoft.com/office/word/2006/wordml" xmlns:wps="http://schemas.microsoft.com/office/word/2010/wordprocessingShape" mc:Ignorable="w14 w15 w16se w16cid w16 w16cex w16sdtdh w16sdtfl w16du wp14">
+<w:numbering xmlns:wpc="http://schemas.microsoft.com/office/word/2010/wordprocessingCanvas" xmlns:cx="http://schemas.microsoft.com/office/drawing/2014/chartex" xmlns:cx1="http://schemas.microsoft.com/office/drawing/2015/9/8/chartex" xmlns:cx2="http://schemas.microsoft.com/office/drawing/2015/10/21/chartex" xmlns:cx3="http://schemas.microsoft.com/office/drawing/2016/5/9/chartex" xmlns:cx4="http://schemas.microsoft.com/office/drawing/2016/5/10/chartex" xmlns:cx5="http://schemas.microsoft.com/office/drawing/2016/5/11/chartex" xmlns:cx6="http://schemas.microsoft.com/office/drawing/2016/5/12/chartex" xmlns:cx7="http://schemas.microsoft.com/office/drawing/2016/5/13/chartex" xmlns:cx8="http://schemas.microsoft.com/office/drawing/2016/5/14/chartex" xmlns:mc="http://schemas.openxmlformats.org/markup-compatibility/2006" xmlns:aink="http://schemas.microsoft.com/office/drawing/2016/ink" xmlns:am3d="http://schemas.microsoft.com/office/drawing/2017/model3d" xmlns:o="urn:schemas-microsoft-com:office:office" xmlns:oel="http://schemas.microsoft.com/office/2019/extlst" xmlns:r="http://schemas.openxmlformats.org/officeDocument/2006/relationships" xmlns:m="http://schemas.openxmlformats.org/officeDocument/2006/math" xmlns:v="urn:schemas-microsoft-com:vml" xmlns:wp14="http://schemas.microsoft.com/office/word/2010/wordprocessingDrawing" xmlns:wp="http://schemas.openxmlformats.org/drawingml/2006/wordprocessingDrawing" xmlns:w10="urn:schemas-microsoft-com:office:word" xmlns:w="http://schemas.openxmlformats.org/wordprocessingml/2006/main" xmlns:w14="http://schemas.microsoft.com/office/word/2010/wordml" xmlns:w15="http://schemas.microsoft.com/office/word/2012/wordml" xmlns:w16cex="http://schemas.microsoft.com/office/word/2018/wordml/cex" xmlns:w16cid="http://schemas.microsoft.com/office/word/2016/wordml/cid" xmlns:w16="http://schemas.microsoft.com/office/word/2018/wordml" xmlns:w16du="http://schemas.microsoft.com/office/word/2023/wordml/word16du" xmlns:w16sdtdh="http://schemas.microsoft.com/office/word/2020/wordml/sdtdatahash" xmlns:w16sdtfl="http://schemas.microsoft.com/office/word/2024/wordml/sdtformatlock" xmlns:w16se="http://schemas.microsoft.com/office/word/2015/wordml/symex" xmlns:wpg="http://schemas.microsoft.com/office/word/2010/wordprocessingGroup" xmlns:wpi="http://schemas.microsoft.com/office/word/2010/wordprocessingInk" xmlns:wne="http://schemas.microsoft.com/office/word/2006/wordml" xmlns:wps="http://schemas.microsoft.com/office/word/2010/wordprocessingShape" mc:Ignorable="w14 w15 w16se w16cid w16 w16cex w16sdtdh w16sdtfl w16du wp14">
   <w:abstractNum w:abstractNumId="0" w15:restartNumberingAfterBreak="0">
-    <w:nsid w:val="004A4BF4"/>
+    <w:nsid w:val="33E4658B"/>
     <w:multiLevelType w:val="hybridMultilevel"/>
-    <w:tmpl w:val="13E48948"/>
-    <w:lvl w:ilvl="0" w:tplc="F5FED2A8">
+    <w:tmpl w:val="A78075B8"/>
+    <w:lvl w:ilvl="0" w:tplc="76DE7E88">
+      <w:start w:val="1"/>
+      <w:numFmt w:val="bullet"/>
+      <w:lvlText w:val="●"/>
+      <w:lvlJc w:val="left"/>
+      <w:pPr>
+        <w:ind w:left="720" w:hanging="360"/>
+      </w:pPr>
+    </w:lvl>
+    <w:lvl w:ilvl="1" w:tplc="9A1830F2">
+      <w:start w:val="1"/>
+      <w:numFmt w:val="bullet"/>
+      <w:lvlText w:val="○"/>
+      <w:lvlJc w:val="left"/>
+      <w:pPr>
+        <w:ind w:left="1440" w:hanging="360"/>
+      </w:pPr>
+    </w:lvl>
+    <w:lvl w:ilvl="2" w:tplc="FCF27F02">
+      <w:start w:val="1"/>
+      <w:numFmt w:val="bullet"/>
+      <w:lvlText w:val="■"/>
+      <w:lvlJc w:val="left"/>
+      <w:pPr>
+        <w:ind w:left="2160" w:hanging="360"/>
+      </w:pPr>
+    </w:lvl>
+    <w:lvl w:ilvl="3" w:tplc="E38876E8">
+      <w:start w:val="1"/>
+      <w:numFmt w:val="bullet"/>
+      <w:lvlText w:val="●"/>
+      <w:lvlJc w:val="left"/>
+      <w:pPr>
+        <w:ind w:left="2880" w:hanging="360"/>
+      </w:pPr>
+    </w:lvl>
+    <w:lvl w:ilvl="4" w:tplc="19D8E634">
+      <w:start w:val="1"/>
+      <w:numFmt w:val="bullet"/>
+      <w:lvlText w:val="○"/>
+      <w:lvlJc w:val="left"/>
+      <w:pPr>
+        <w:ind w:left="3600" w:hanging="360"/>
+      </w:pPr>
+    </w:lvl>
+    <w:lvl w:ilvl="5" w:tplc="E5FCB720">
+      <w:start w:val="1"/>
+      <w:numFmt w:val="bullet"/>
+      <w:lvlText w:val="■"/>
+      <w:lvlJc w:val="left"/>
+      <w:pPr>
+        <w:ind w:left="4320" w:hanging="360"/>
+      </w:pPr>
+    </w:lvl>
+    <w:lvl w:ilvl="6" w:tplc="DC3EE6CC">
+      <w:start w:val="1"/>
+      <w:numFmt w:val="bullet"/>
+      <w:lvlText w:val="●"/>
+      <w:lvlJc w:val="left"/>
+      <w:pPr>
+        <w:ind w:left="5040" w:hanging="360"/>
+      </w:pPr>
+    </w:lvl>
+    <w:lvl w:ilvl="7" w:tplc="D0A01618">
+      <w:start w:val="1"/>
+      <w:numFmt w:val="bullet"/>
+      <w:lvlText w:val="●"/>
+      <w:lvlJc w:val="left"/>
+      <w:pPr>
+        <w:ind w:left="5760" w:hanging="360"/>
+      </w:pPr>
+    </w:lvl>
+    <w:lvl w:ilvl="8" w:tplc="F7D8ADF6">
+      <w:start w:val="1"/>
+      <w:numFmt w:val="bullet"/>
+      <w:lvlText w:val="●"/>
+      <w:lvlJc w:val="left"/>
+      <w:pPr>
+        <w:ind w:left="6480" w:hanging="360"/>
+      </w:pPr>
+    </w:lvl>
+  </w:abstractNum>
+  <w:abstractNum w:abstractNumId="1" w15:restartNumberingAfterBreak="0">
+    <w:nsid w:val="44F24AD3"/>
+    <w:multiLevelType w:val="hybridMultilevel"/>
+    <w:tmpl w:val="8C76F7EC"/>
+    <w:lvl w:ilvl="0" w:tplc="DC08B79E">
       <w:start w:val="1"/>
       <w:numFmt w:val="decimal"/>
       <w:lvlText w:val="%1."/>
@@ -18054,7 +18140,7 @@
         <w:color w:val="DC3230"/>
       </w:rPr>
     </w:lvl>
-    <w:lvl w:ilvl="1" w:tplc="278EE72E">
+    <w:lvl w:ilvl="1" w:tplc="D9C2836A">
       <w:start w:val="1"/>
       <w:numFmt w:val="lowerLetter"/>
       <w:lvlText w:val="%2."/>
@@ -18069,133 +18155,47 @@
         <w:color w:val="0A5D65"/>
       </w:rPr>
     </w:lvl>
-    <w:lvl w:ilvl="2" w:tplc="6E2C1C96">
+    <w:lvl w:ilvl="2" w:tplc="EC82BB88">
       <w:numFmt w:val="decimal"/>
       <w:lvlText w:val=""/>
       <w:lvlJc w:val="left"/>
     </w:lvl>
-    <w:lvl w:ilvl="3" w:tplc="2B5E12D2">
+    <w:lvl w:ilvl="3" w:tplc="0A78D80C">
       <w:numFmt w:val="decimal"/>
       <w:lvlText w:val=""/>
       <w:lvlJc w:val="left"/>
     </w:lvl>
-    <w:lvl w:ilvl="4" w:tplc="7C6CDDF8">
+    <w:lvl w:ilvl="4" w:tplc="D8AA86EE">
       <w:numFmt w:val="decimal"/>
       <w:lvlText w:val=""/>
       <w:lvlJc w:val="left"/>
     </w:lvl>
-    <w:lvl w:ilvl="5" w:tplc="0EFC3E4E">
+    <w:lvl w:ilvl="5" w:tplc="C22E0CDE">
       <w:numFmt w:val="decimal"/>
       <w:lvlText w:val=""/>
       <w:lvlJc w:val="left"/>
     </w:lvl>
-    <w:lvl w:ilvl="6" w:tplc="8E98EF68">
+    <w:lvl w:ilvl="6" w:tplc="FDF40E8E">
       <w:numFmt w:val="decimal"/>
       <w:lvlText w:val=""/>
       <w:lvlJc w:val="left"/>
     </w:lvl>
-    <w:lvl w:ilvl="7" w:tplc="F4667A04">
+    <w:lvl w:ilvl="7" w:tplc="B518CDC8">
       <w:numFmt w:val="decimal"/>
       <w:lvlText w:val=""/>
       <w:lvlJc w:val="left"/>
     </w:lvl>
-    <w:lvl w:ilvl="8" w:tplc="8472A124">
+    <w:lvl w:ilvl="8" w:tplc="10527788">
       <w:numFmt w:val="decimal"/>
       <w:lvlText w:val=""/>
       <w:lvlJc w:val="left"/>
     </w:lvl>
   </w:abstractNum>
-  <w:abstractNum w:abstractNumId="1" w15:restartNumberingAfterBreak="0">
-    <w:nsid w:val="1CF341C3"/>
+  <w:abstractNum w:abstractNumId="2" w15:restartNumberingAfterBreak="0">
+    <w:nsid w:val="7A794292"/>
     <w:multiLevelType w:val="hybridMultilevel"/>
-    <w:tmpl w:val="49DE625A"/>
-    <w:lvl w:ilvl="0" w:tplc="84B82BA4">
-      <w:start w:val="1"/>
-      <w:numFmt w:val="bullet"/>
-      <w:lvlText w:val="●"/>
-      <w:lvlJc w:val="left"/>
-      <w:pPr>
-        <w:ind w:left="720" w:hanging="360"/>
-      </w:pPr>
-    </w:lvl>
-    <w:lvl w:ilvl="1" w:tplc="8B105B1A">
-      <w:start w:val="1"/>
-      <w:numFmt w:val="bullet"/>
-      <w:lvlText w:val="○"/>
-      <w:lvlJc w:val="left"/>
-      <w:pPr>
-        <w:ind w:left="1440" w:hanging="360"/>
-      </w:pPr>
-    </w:lvl>
-    <w:lvl w:ilvl="2" w:tplc="68F4CC9A">
-      <w:start w:val="1"/>
-      <w:numFmt w:val="bullet"/>
-      <w:lvlText w:val="■"/>
-      <w:lvlJc w:val="left"/>
-      <w:pPr>
-        <w:ind w:left="2160" w:hanging="360"/>
-      </w:pPr>
-    </w:lvl>
-    <w:lvl w:ilvl="3" w:tplc="D6DC73BC">
-      <w:start w:val="1"/>
-      <w:numFmt w:val="bullet"/>
-      <w:lvlText w:val="●"/>
-      <w:lvlJc w:val="left"/>
-      <w:pPr>
-        <w:ind w:left="2880" w:hanging="360"/>
-      </w:pPr>
-    </w:lvl>
-    <w:lvl w:ilvl="4" w:tplc="97AE5D42">
-      <w:start w:val="1"/>
-      <w:numFmt w:val="bullet"/>
-      <w:lvlText w:val="○"/>
-      <w:lvlJc w:val="left"/>
-      <w:pPr>
-        <w:ind w:left="3600" w:hanging="360"/>
-      </w:pPr>
-    </w:lvl>
-    <w:lvl w:ilvl="5" w:tplc="3DC044F0">
-      <w:start w:val="1"/>
-      <w:numFmt w:val="bullet"/>
-      <w:lvlText w:val="■"/>
-      <w:lvlJc w:val="left"/>
-      <w:pPr>
-        <w:ind w:left="4320" w:hanging="360"/>
-      </w:pPr>
-    </w:lvl>
-    <w:lvl w:ilvl="6" w:tplc="1A024550">
-      <w:start w:val="1"/>
-      <w:numFmt w:val="bullet"/>
-      <w:lvlText w:val="●"/>
-      <w:lvlJc w:val="left"/>
-      <w:pPr>
-        <w:ind w:left="5040" w:hanging="360"/>
-      </w:pPr>
-    </w:lvl>
-    <w:lvl w:ilvl="7" w:tplc="7060725E">
-      <w:start w:val="1"/>
-      <w:numFmt w:val="bullet"/>
-      <w:lvlText w:val="●"/>
-      <w:lvlJc w:val="left"/>
-      <w:pPr>
-        <w:ind w:left="5760" w:hanging="360"/>
-      </w:pPr>
-    </w:lvl>
-    <w:lvl w:ilvl="8" w:tplc="DE76EBA0">
-      <w:start w:val="1"/>
-      <w:numFmt w:val="bullet"/>
-      <w:lvlText w:val="●"/>
-      <w:lvlJc w:val="left"/>
-      <w:pPr>
-        <w:ind w:left="6480" w:hanging="360"/>
-      </w:pPr>
-    </w:lvl>
-  </w:abstractNum>
-  <w:abstractNum w:abstractNumId="2" w15:restartNumberingAfterBreak="0">
-    <w:nsid w:val="379639A6"/>
-    <w:multiLevelType w:val="hybridMultilevel"/>
-    <w:tmpl w:val="8442543A"/>
-    <w:lvl w:ilvl="0" w:tplc="C1F0B972">
+    <w:tmpl w:val="1ABAD874"/>
+    <w:lvl w:ilvl="0" w:tplc="9B848B70">
       <w:start w:val="1"/>
       <w:numFmt w:val="bullet"/>
       <w:lvlText w:val="●"/>
@@ -18210,7 +18210,7 @@
         <w:szCs w:val="14"/>
       </w:rPr>
     </w:lvl>
-    <w:lvl w:ilvl="1" w:tplc="E6CCAAA4">
+    <w:lvl w:ilvl="1" w:tplc="D556DFAA">
       <w:start w:val="1"/>
       <w:numFmt w:val="bullet"/>
       <w:lvlText w:val="–"/>
@@ -18223,62 +18223,62 @@
         <w:color w:val="0A5D65"/>
       </w:rPr>
     </w:lvl>
-    <w:lvl w:ilvl="2" w:tplc="CD7CA7FC">
+    <w:lvl w:ilvl="2" w:tplc="0F4E8776">
       <w:numFmt w:val="decimal"/>
       <w:lvlText w:val=""/>
       <w:lvlJc w:val="left"/>
     </w:lvl>
-    <w:lvl w:ilvl="3" w:tplc="E2A80AF6">
+    <w:lvl w:ilvl="3" w:tplc="3CB8E554">
       <w:numFmt w:val="decimal"/>
       <w:lvlText w:val=""/>
       <w:lvlJc w:val="left"/>
     </w:lvl>
-    <w:lvl w:ilvl="4" w:tplc="D7CC2FAA">
+    <w:lvl w:ilvl="4" w:tplc="5DA2677C">
       <w:numFmt w:val="decimal"/>
       <w:lvlText w:val=""/>
       <w:lvlJc w:val="left"/>
     </w:lvl>
-    <w:lvl w:ilvl="5" w:tplc="0592F374">
+    <w:lvl w:ilvl="5" w:tplc="6FC4291C">
       <w:numFmt w:val="decimal"/>
       <w:lvlText w:val=""/>
       <w:lvlJc w:val="left"/>
     </w:lvl>
-    <w:lvl w:ilvl="6" w:tplc="58C86140">
+    <w:lvl w:ilvl="6" w:tplc="9EF0D7EA">
       <w:numFmt w:val="decimal"/>
       <w:lvlText w:val=""/>
       <w:lvlJc w:val="left"/>
     </w:lvl>
-    <w:lvl w:ilvl="7" w:tplc="70341450">
+    <w:lvl w:ilvl="7" w:tplc="B7A4BB44">
       <w:numFmt w:val="decimal"/>
       <w:lvlText w:val=""/>
       <w:lvlJc w:val="left"/>
     </w:lvl>
-    <w:lvl w:ilvl="8" w:tplc="AD10C724">
+    <w:lvl w:ilvl="8" w:tplc="BF36F298">
       <w:numFmt w:val="decimal"/>
       <w:lvlText w:val=""/>
       <w:lvlJc w:val="left"/>
     </w:lvl>
   </w:abstractNum>
-  <w:num w:numId="1" w16cid:durableId="336420163">
+  <w:num w:numId="1" w16cid:durableId="838496856">
+    <w:abstractNumId w:val="0"/>
+    <w:lvlOverride w:ilvl="0">
+      <w:startOverride w:val="1"/>
+    </w:lvlOverride>
+  </w:num>
+  <w:num w:numId="2" w16cid:durableId="1454592273">
+    <w:abstractNumId w:val="2"/>
+    <w:lvlOverride w:ilvl="0">
+      <w:startOverride w:val="1"/>
+    </w:lvlOverride>
+  </w:num>
+  <w:num w:numId="3" w16cid:durableId="1911884461">
     <w:abstractNumId w:val="1"/>
     <w:lvlOverride w:ilvl="0">
       <w:startOverride w:val="1"/>
     </w:lvlOverride>
   </w:num>
-  <w:num w:numId="2" w16cid:durableId="2119136684">
-    <w:abstractNumId w:val="2"/>
-    <w:lvlOverride w:ilvl="0">
-      <w:startOverride w:val="1"/>
-    </w:lvlOverride>
-  </w:num>
-  <w:num w:numId="3" w16cid:durableId="124006654">
-    <w:abstractNumId w:val="0"/>
-    <w:lvlOverride w:ilvl="0">
-      <w:startOverride w:val="1"/>
-    </w:lvlOverride>
-  </w:num>
-  <w:num w:numId="4" w16cid:durableId="1295873227">
-    <w:abstractNumId w:val="0"/>
+  <w:num w:numId="4" w16cid:durableId="1534490950">
+    <w:abstractNumId w:val="1"/>
     <w:lvlOverride w:ilvl="0">
       <w:startOverride w:val="1"/>
     </w:lvlOverride>
@@ -18921,7 +18921,7 @@
     <w:autoRedefine/>
     <w:uiPriority w:val="39"/>
     <w:unhideWhenUsed/>
-    <w:rsid w:val="004E4670"/>
+    <w:rsid w:val="006D5D0F"/>
     <w:pPr>
       <w:spacing w:after="100"/>
     </w:pPr>
@@ -18933,7 +18933,7 @@
     <w:autoRedefine/>
     <w:uiPriority w:val="39"/>
     <w:unhideWhenUsed/>
-    <w:rsid w:val="004E4670"/>
+    <w:rsid w:val="006D5D0F"/>
     <w:pPr>
       <w:spacing w:after="100"/>
       <w:ind w:left="210"/>

--- a/docs/word/06-Sicurezza-e-Conformita.docx
+++ b/docs/word/06-Sicurezza-e-Conformita.docx
@@ -11,7 +11,7 @@
           <w:noProof/>
         </w:rPr>
         <w:drawing>
-          <wp:inline distT="0" distB="0" distL="0" distR="0" wp14:anchorId="3F30A04C" wp14:editId="4782677D">
+          <wp:inline distT="0" distB="0" distL="0" distR="0" wp14:anchorId="0B09BCDD" wp14:editId="0F9F2389">
             <wp:extent cx="1981200" cy="771525"/>
             <wp:effectExtent l="0" t="0" r="0" b="0"/>
             <wp:docPr id="1" name="Immagine 1"/>
@@ -343,7 +343,7 @@
                 <w:sz w:val="19"/>
                 <w:szCs w:val="19"/>
               </w:rPr>
-              <w:t>Documento</w:t>
+              <w:t>Indirizzo (produzione)</w:t>
             </w:r>
           </w:p>
         </w:tc>
@@ -374,7 +374,7 @@
                 <w:sz w:val="19"/>
                 <w:szCs w:val="19"/>
               </w:rPr>
-              <w:t>SEC — Sicurezza e conformità</w:t>
+              <w:t>https://guestportal.dompe.com</w:t>
             </w:r>
           </w:p>
         </w:tc>
@@ -413,7 +413,7 @@
                 <w:sz w:val="19"/>
                 <w:szCs w:val="19"/>
               </w:rPr>
-              <w:t>Versione</w:t>
+              <w:t>Documento</w:t>
             </w:r>
           </w:p>
         </w:tc>
@@ -444,7 +444,7 @@
                 <w:sz w:val="19"/>
                 <w:szCs w:val="19"/>
               </w:rPr>
-              <w:t>1.0</w:t>
+              <w:t>SEC — Sicurezza e conformità</w:t>
             </w:r>
           </w:p>
         </w:tc>
@@ -483,7 +483,7 @@
                 <w:sz w:val="19"/>
                 <w:szCs w:val="19"/>
               </w:rPr>
-              <w:t>Data di emissione</w:t>
+              <w:t>Versione</w:t>
             </w:r>
           </w:p>
         </w:tc>
@@ -514,7 +514,7 @@
                 <w:sz w:val="19"/>
                 <w:szCs w:val="19"/>
               </w:rPr>
-              <w:t>22 settembre 2026</w:t>
+              <w:t>1.0</w:t>
             </w:r>
           </w:p>
         </w:tc>
@@ -553,7 +553,7 @@
                 <w:sz w:val="19"/>
                 <w:szCs w:val="19"/>
               </w:rPr>
-              <w:t>Stato</w:t>
+              <w:t>Data di emissione</w:t>
             </w:r>
           </w:p>
         </w:tc>
@@ -584,7 +584,7 @@
                 <w:sz w:val="19"/>
                 <w:szCs w:val="19"/>
               </w:rPr>
-              <w:t>Emesso</w:t>
+              <w:t>25 settembre 2026</w:t>
             </w:r>
           </w:p>
         </w:tc>
@@ -623,7 +623,7 @@
                 <w:sz w:val="19"/>
                 <w:szCs w:val="19"/>
               </w:rPr>
-              <w:t>Destinatari</w:t>
+              <w:t>Stato</w:t>
             </w:r>
           </w:p>
         </w:tc>
@@ -654,7 +654,7 @@
                 <w:sz w:val="19"/>
                 <w:szCs w:val="19"/>
               </w:rPr>
-              <w:t>Security, Compliance, IT Infrastructure, Sviluppo</w:t>
+              <w:t>Emesso</w:t>
             </w:r>
           </w:p>
         </w:tc>
@@ -693,7 +693,7 @@
                 <w:sz w:val="19"/>
                 <w:szCs w:val="19"/>
               </w:rPr>
-              <w:t>Classificazione</w:t>
+              <w:t>Destinatari</w:t>
             </w:r>
           </w:p>
         </w:tc>
@@ -724,7 +724,7 @@
                 <w:sz w:val="19"/>
                 <w:szCs w:val="19"/>
               </w:rPr>
-              <w:t>Uso interno</w:t>
+              <w:t>Security, Compliance, IT Infrastructure, Sviluppo</w:t>
             </w:r>
           </w:p>
         </w:tc>
@@ -763,7 +763,7 @@
                 <w:sz w:val="19"/>
                 <w:szCs w:val="19"/>
               </w:rPr>
-              <w:t>Repository di riferimento</w:t>
+              <w:t>Classificazione</w:t>
             </w:r>
           </w:p>
         </w:tc>
@@ -794,7 +794,7 @@
                 <w:sz w:val="19"/>
                 <w:szCs w:val="19"/>
               </w:rPr>
-              <w:t>github.com/ACF-Dompe/Centralino</w:t>
+              <w:t>Uso interno</w:t>
             </w:r>
           </w:p>
         </w:tc>
@@ -833,6 +833,76 @@
                 <w:sz w:val="19"/>
                 <w:szCs w:val="19"/>
               </w:rPr>
+              <w:t>Repository di riferimento</w:t>
+            </w:r>
+          </w:p>
+        </w:tc>
+        <w:tc>
+          <w:tcPr>
+            <w:tcW w:w="6747" w:type="dxa"/>
+            <w:tcBorders>
+              <w:top w:val="single" w:sz="4" w:space="0" w:color="D9D9D9"/>
+              <w:left w:val="single" w:sz="4" w:space="0" w:color="D9D9D9"/>
+              <w:bottom w:val="single" w:sz="4" w:space="0" w:color="D9D9D9"/>
+              <w:right w:val="single" w:sz="4" w:space="0" w:color="D9D9D9"/>
+            </w:tcBorders>
+            <w:shd w:val="clear" w:color="auto" w:fill="FFFFFF"/>
+            <w:tcMar>
+              <w:top w:w="70" w:type="dxa"/>
+              <w:left w:w="110" w:type="dxa"/>
+              <w:bottom w:w="70" w:type="dxa"/>
+              <w:right w:w="110" w:type="dxa"/>
+            </w:tcMar>
+            <w:vAlign w:val="center"/>
+          </w:tcPr>
+          <w:p>
+            <w:pPr>
+              <w:spacing w:after="0" w:line="264" w:lineRule="auto"/>
+            </w:pPr>
+            <w:r>
+              <w:rPr>
+                <w:sz w:val="19"/>
+                <w:szCs w:val="19"/>
+              </w:rPr>
+              <w:t>github.com/ACF-Dompe/Centralino</w:t>
+            </w:r>
+          </w:p>
+        </w:tc>
+      </w:tr>
+      <w:tr>
+        <w:tblPrEx>
+          <w:tblCellMar>
+            <w:top w:w="0" w:type="dxa"/>
+            <w:bottom w:w="0" w:type="dxa"/>
+          </w:tblCellMar>
+        </w:tblPrEx>
+        <w:tc>
+          <w:tcPr>
+            <w:tcW w:w="2891" w:type="dxa"/>
+            <w:tcBorders>
+              <w:top w:val="single" w:sz="4" w:space="0" w:color="D9D9D9"/>
+              <w:left w:val="single" w:sz="4" w:space="0" w:color="D9D9D9"/>
+              <w:bottom w:val="single" w:sz="4" w:space="0" w:color="D9D9D9"/>
+              <w:right w:val="single" w:sz="4" w:space="0" w:color="D9D9D9"/>
+            </w:tcBorders>
+            <w:shd w:val="clear" w:color="auto" w:fill="F0F0F0"/>
+            <w:tcMar>
+              <w:top w:w="70" w:type="dxa"/>
+              <w:left w:w="110" w:type="dxa"/>
+              <w:bottom w:w="70" w:type="dxa"/>
+              <w:right w:w="110" w:type="dxa"/>
+            </w:tcMar>
+            <w:vAlign w:val="center"/>
+          </w:tcPr>
+          <w:p>
+            <w:pPr>
+              <w:spacing w:after="0" w:line="264" w:lineRule="auto"/>
+            </w:pPr>
+            <w:r>
+              <w:rPr>
+                <w:sz w:val="19"/>
+                <w:szCs w:val="19"/>
+              </w:rPr>
               <w:t>Revisione del codice</w:t>
             </w:r>
           </w:p>
@@ -846,7 +916,7 @@
               <w:bottom w:val="single" w:sz="4" w:space="0" w:color="D9D9D9"/>
               <w:right w:val="single" w:sz="4" w:space="0" w:color="D9D9D9"/>
             </w:tcBorders>
-            <w:shd w:val="clear" w:color="auto" w:fill="FFFFFF"/>
+            <w:shd w:val="clear" w:color="auto" w:fill="F0F0F0"/>
             <w:tcMar>
               <w:top w:w="70" w:type="dxa"/>
               <w:left w:w="110" w:type="dxa"/>
@@ -896,7 +966,7 @@
     <w:sdt>
       <w:sdtPr>
         <w:alias w:val="Indice"/>
-        <w:id w:val="269056839"/>
+        <w:id w:val="1006791031"/>
       </w:sdtPr>
       <w:sdtContent>
         <w:p>
@@ -918,7 +988,7 @@
           <w:r>
             <w:fldChar w:fldCharType="separate"/>
           </w:r>
-          <w:hyperlink w:anchor="_Toc240987685" w:history="1">
+          <w:hyperlink w:anchor="_Toc241222261" w:history="1">
             <w:r>
               <w:rPr>
                 <w:rStyle w:val="Collegamentoipertestuale"/>
@@ -942,7 +1012,7 @@
               <w:rPr>
                 <w:noProof/>
               </w:rPr>
-              <w:instrText xml:space="preserve"> PAGEREF _Toc240987685 \h </w:instrText>
+              <w:instrText xml:space="preserve"> PAGEREF _Toc241222261 \h </w:instrText>
             </w:r>
             <w:r>
               <w:rPr>
@@ -979,7 +1049,7 @@
               <w:noProof/>
             </w:rPr>
           </w:pPr>
-          <w:hyperlink w:anchor="_Toc240987686" w:history="1">
+          <w:hyperlink w:anchor="_Toc241222262" w:history="1">
             <w:r>
               <w:rPr>
                 <w:rStyle w:val="Collegamentoipertestuale"/>
@@ -1003,7 +1073,7 @@
               <w:rPr>
                 <w:noProof/>
               </w:rPr>
-              <w:instrText xml:space="preserve"> PAGEREF _Toc240987686 \h </w:instrText>
+              <w:instrText xml:space="preserve"> PAGEREF _Toc241222262 \h </w:instrText>
             </w:r>
             <w:r>
               <w:rPr>
@@ -1040,7 +1110,7 @@
               <w:noProof/>
             </w:rPr>
           </w:pPr>
-          <w:hyperlink w:anchor="_Toc240987687" w:history="1">
+          <w:hyperlink w:anchor="_Toc241222263" w:history="1">
             <w:r>
               <w:rPr>
                 <w:rStyle w:val="Collegamentoipertestuale"/>
@@ -1064,7 +1134,7 @@
               <w:rPr>
                 <w:noProof/>
               </w:rPr>
-              <w:instrText xml:space="preserve"> PAGEREF _Toc240987687 \h </w:instrText>
+              <w:instrText xml:space="preserve"> PAGEREF _Toc241222263 \h </w:instrText>
             </w:r>
             <w:r>
               <w:rPr>
@@ -1101,7 +1171,7 @@
               <w:noProof/>
             </w:rPr>
           </w:pPr>
-          <w:hyperlink w:anchor="_Toc240987688" w:history="1">
+          <w:hyperlink w:anchor="_Toc241222264" w:history="1">
             <w:r>
               <w:rPr>
                 <w:rStyle w:val="Collegamentoipertestuale"/>
@@ -1125,7 +1195,7 @@
               <w:rPr>
                 <w:noProof/>
               </w:rPr>
-              <w:instrText xml:space="preserve"> PAGEREF _Toc240987688 \h </w:instrText>
+              <w:instrText xml:space="preserve"> PAGEREF _Toc241222264 \h </w:instrText>
             </w:r>
             <w:r>
               <w:rPr>
@@ -1162,7 +1232,7 @@
               <w:noProof/>
             </w:rPr>
           </w:pPr>
-          <w:hyperlink w:anchor="_Toc240987689" w:history="1">
+          <w:hyperlink w:anchor="_Toc241222265" w:history="1">
             <w:r>
               <w:rPr>
                 <w:rStyle w:val="Collegamentoipertestuale"/>
@@ -1186,7 +1256,7 @@
               <w:rPr>
                 <w:noProof/>
               </w:rPr>
-              <w:instrText xml:space="preserve"> PAGEREF _Toc240987689 \h </w:instrText>
+              <w:instrText xml:space="preserve"> PAGEREF _Toc241222265 \h </w:instrText>
             </w:r>
             <w:r>
               <w:rPr>
@@ -1223,7 +1293,7 @@
               <w:noProof/>
             </w:rPr>
           </w:pPr>
-          <w:hyperlink w:anchor="_Toc240987690" w:history="1">
+          <w:hyperlink w:anchor="_Toc241222266" w:history="1">
             <w:r>
               <w:rPr>
                 <w:rStyle w:val="Collegamentoipertestuale"/>
@@ -1247,7 +1317,7 @@
               <w:rPr>
                 <w:noProof/>
               </w:rPr>
-              <w:instrText xml:space="preserve"> PAGEREF _Toc240987690 \h </w:instrText>
+              <w:instrText xml:space="preserve"> PAGEREF _Toc241222266 \h </w:instrText>
             </w:r>
             <w:r>
               <w:rPr>
@@ -1284,7 +1354,7 @@
               <w:noProof/>
             </w:rPr>
           </w:pPr>
-          <w:hyperlink w:anchor="_Toc240987691" w:history="1">
+          <w:hyperlink w:anchor="_Toc241222267" w:history="1">
             <w:r>
               <w:rPr>
                 <w:rStyle w:val="Collegamentoipertestuale"/>
@@ -1308,7 +1378,7 @@
               <w:rPr>
                 <w:noProof/>
               </w:rPr>
-              <w:instrText xml:space="preserve"> PAGEREF _Toc240987691 \h </w:instrText>
+              <w:instrText xml:space="preserve"> PAGEREF _Toc241222267 \h </w:instrText>
             </w:r>
             <w:r>
               <w:rPr>
@@ -1345,7 +1415,7 @@
               <w:noProof/>
             </w:rPr>
           </w:pPr>
-          <w:hyperlink w:anchor="_Toc240987692" w:history="1">
+          <w:hyperlink w:anchor="_Toc241222268" w:history="1">
             <w:r>
               <w:rPr>
                 <w:rStyle w:val="Collegamentoipertestuale"/>
@@ -1369,7 +1439,7 @@
               <w:rPr>
                 <w:noProof/>
               </w:rPr>
-              <w:instrText xml:space="preserve"> PAGEREF _Toc240987692 \h </w:instrText>
+              <w:instrText xml:space="preserve"> PAGEREF _Toc241222268 \h </w:instrText>
             </w:r>
             <w:r>
               <w:rPr>
@@ -1406,7 +1476,7 @@
               <w:noProof/>
             </w:rPr>
           </w:pPr>
-          <w:hyperlink w:anchor="_Toc240987693" w:history="1">
+          <w:hyperlink w:anchor="_Toc241222269" w:history="1">
             <w:r>
               <w:rPr>
                 <w:rStyle w:val="Collegamentoipertestuale"/>
@@ -1430,7 +1500,7 @@
               <w:rPr>
                 <w:noProof/>
               </w:rPr>
-              <w:instrText xml:space="preserve"> PAGEREF _Toc240987693 \h </w:instrText>
+              <w:instrText xml:space="preserve"> PAGEREF _Toc241222269 \h </w:instrText>
             </w:r>
             <w:r>
               <w:rPr>
@@ -1467,7 +1537,7 @@
               <w:noProof/>
             </w:rPr>
           </w:pPr>
-          <w:hyperlink w:anchor="_Toc240987694" w:history="1">
+          <w:hyperlink w:anchor="_Toc241222270" w:history="1">
             <w:r>
               <w:rPr>
                 <w:rStyle w:val="Collegamentoipertestuale"/>
@@ -1491,7 +1561,7 @@
               <w:rPr>
                 <w:noProof/>
               </w:rPr>
-              <w:instrText xml:space="preserve"> PAGEREF _Toc240987694 \h </w:instrText>
+              <w:instrText xml:space="preserve"> PAGEREF _Toc241222270 \h </w:instrText>
             </w:r>
             <w:r>
               <w:rPr>
@@ -1528,7 +1598,7 @@
               <w:noProof/>
             </w:rPr>
           </w:pPr>
-          <w:hyperlink w:anchor="_Toc240987695" w:history="1">
+          <w:hyperlink w:anchor="_Toc241222271" w:history="1">
             <w:r>
               <w:rPr>
                 <w:rStyle w:val="Collegamentoipertestuale"/>
@@ -1552,7 +1622,7 @@
               <w:rPr>
                 <w:noProof/>
               </w:rPr>
-              <w:instrText xml:space="preserve"> PAGEREF _Toc240987695 \h </w:instrText>
+              <w:instrText xml:space="preserve"> PAGEREF _Toc241222271 \h </w:instrText>
             </w:r>
             <w:r>
               <w:rPr>
@@ -1589,7 +1659,7 @@
               <w:noProof/>
             </w:rPr>
           </w:pPr>
-          <w:hyperlink w:anchor="_Toc240987696" w:history="1">
+          <w:hyperlink w:anchor="_Toc241222272" w:history="1">
             <w:r>
               <w:rPr>
                 <w:rStyle w:val="Collegamentoipertestuale"/>
@@ -1613,7 +1683,7 @@
               <w:rPr>
                 <w:noProof/>
               </w:rPr>
-              <w:instrText xml:space="preserve"> PAGEREF _Toc240987696 \h </w:instrText>
+              <w:instrText xml:space="preserve"> PAGEREF _Toc241222272 \h </w:instrText>
             </w:r>
             <w:r>
               <w:rPr>
@@ -1650,7 +1720,7 @@
               <w:noProof/>
             </w:rPr>
           </w:pPr>
-          <w:hyperlink w:anchor="_Toc240987697" w:history="1">
+          <w:hyperlink w:anchor="_Toc241222273" w:history="1">
             <w:r>
               <w:rPr>
                 <w:rStyle w:val="Collegamentoipertestuale"/>
@@ -1674,7 +1744,7 @@
               <w:rPr>
                 <w:noProof/>
               </w:rPr>
-              <w:instrText xml:space="preserve"> PAGEREF _Toc240987697 \h </w:instrText>
+              <w:instrText xml:space="preserve"> PAGEREF _Toc241222273 \h </w:instrText>
             </w:r>
             <w:r>
               <w:rPr>
@@ -1711,7 +1781,7 @@
               <w:noProof/>
             </w:rPr>
           </w:pPr>
-          <w:hyperlink w:anchor="_Toc240987698" w:history="1">
+          <w:hyperlink w:anchor="_Toc241222274" w:history="1">
             <w:r>
               <w:rPr>
                 <w:rStyle w:val="Collegamentoipertestuale"/>
@@ -1735,7 +1805,7 @@
               <w:rPr>
                 <w:noProof/>
               </w:rPr>
-              <w:instrText xml:space="preserve"> PAGEREF _Toc240987698 \h </w:instrText>
+              <w:instrText xml:space="preserve"> PAGEREF _Toc241222274 \h </w:instrText>
             </w:r>
             <w:r>
               <w:rPr>
@@ -1772,7 +1842,7 @@
               <w:noProof/>
             </w:rPr>
           </w:pPr>
-          <w:hyperlink w:anchor="_Toc240987699" w:history="1">
+          <w:hyperlink w:anchor="_Toc241222275" w:history="1">
             <w:r>
               <w:rPr>
                 <w:rStyle w:val="Collegamentoipertestuale"/>
@@ -1796,7 +1866,7 @@
               <w:rPr>
                 <w:noProof/>
               </w:rPr>
-              <w:instrText xml:space="preserve"> PAGEREF _Toc240987699 \h </w:instrText>
+              <w:instrText xml:space="preserve"> PAGEREF _Toc241222275 \h </w:instrText>
             </w:r>
             <w:r>
               <w:rPr>
@@ -1833,7 +1903,7 @@
               <w:noProof/>
             </w:rPr>
           </w:pPr>
-          <w:hyperlink w:anchor="_Toc240987700" w:history="1">
+          <w:hyperlink w:anchor="_Toc241222276" w:history="1">
             <w:r>
               <w:rPr>
                 <w:rStyle w:val="Collegamentoipertestuale"/>
@@ -1857,7 +1927,7 @@
               <w:rPr>
                 <w:noProof/>
               </w:rPr>
-              <w:instrText xml:space="preserve"> PAGEREF _Toc240987700 \h </w:instrText>
+              <w:instrText xml:space="preserve"> PAGEREF _Toc241222276 \h </w:instrText>
             </w:r>
             <w:r>
               <w:rPr>
@@ -1894,7 +1964,7 @@
               <w:noProof/>
             </w:rPr>
           </w:pPr>
-          <w:hyperlink w:anchor="_Toc240987701" w:history="1">
+          <w:hyperlink w:anchor="_Toc241222277" w:history="1">
             <w:r>
               <w:rPr>
                 <w:rStyle w:val="Collegamentoipertestuale"/>
@@ -1918,7 +1988,7 @@
               <w:rPr>
                 <w:noProof/>
               </w:rPr>
-              <w:instrText xml:space="preserve"> PAGEREF _Toc240987701 \h </w:instrText>
+              <w:instrText xml:space="preserve"> PAGEREF _Toc241222277 \h </w:instrText>
             </w:r>
             <w:r>
               <w:rPr>
@@ -1955,7 +2025,7 @@
               <w:noProof/>
             </w:rPr>
           </w:pPr>
-          <w:hyperlink w:anchor="_Toc240987702" w:history="1">
+          <w:hyperlink w:anchor="_Toc241222278" w:history="1">
             <w:r>
               <w:rPr>
                 <w:rStyle w:val="Collegamentoipertestuale"/>
@@ -1979,7 +2049,7 @@
               <w:rPr>
                 <w:noProof/>
               </w:rPr>
-              <w:instrText xml:space="preserve"> PAGEREF _Toc240987702 \h </w:instrText>
+              <w:instrText xml:space="preserve"> PAGEREF _Toc241222278 \h </w:instrText>
             </w:r>
             <w:r>
               <w:rPr>
@@ -2016,7 +2086,7 @@
               <w:noProof/>
             </w:rPr>
           </w:pPr>
-          <w:hyperlink w:anchor="_Toc240987703" w:history="1">
+          <w:hyperlink w:anchor="_Toc241222279" w:history="1">
             <w:r>
               <w:rPr>
                 <w:rStyle w:val="Collegamentoipertestuale"/>
@@ -2040,7 +2110,7 @@
               <w:rPr>
                 <w:noProof/>
               </w:rPr>
-              <w:instrText xml:space="preserve"> PAGEREF _Toc240987703 \h </w:instrText>
+              <w:instrText xml:space="preserve"> PAGEREF _Toc241222279 \h </w:instrText>
             </w:r>
             <w:r>
               <w:rPr>
@@ -2077,7 +2147,7 @@
               <w:noProof/>
             </w:rPr>
           </w:pPr>
-          <w:hyperlink w:anchor="_Toc240987704" w:history="1">
+          <w:hyperlink w:anchor="_Toc241222280" w:history="1">
             <w:r>
               <w:rPr>
                 <w:rStyle w:val="Collegamentoipertestuale"/>
@@ -2101,7 +2171,7 @@
               <w:rPr>
                 <w:noProof/>
               </w:rPr>
-              <w:instrText xml:space="preserve"> PAGEREF _Toc240987704 \h </w:instrText>
+              <w:instrText xml:space="preserve"> PAGEREF _Toc241222280 \h </w:instrText>
             </w:r>
             <w:r>
               <w:rPr>
@@ -2138,7 +2208,7 @@
               <w:noProof/>
             </w:rPr>
           </w:pPr>
-          <w:hyperlink w:anchor="_Toc240987705" w:history="1">
+          <w:hyperlink w:anchor="_Toc241222281" w:history="1">
             <w:r>
               <w:rPr>
                 <w:rStyle w:val="Collegamentoipertestuale"/>
@@ -2162,7 +2232,7 @@
               <w:rPr>
                 <w:noProof/>
               </w:rPr>
-              <w:instrText xml:space="preserve"> PAGEREF _Toc240987705 \h </w:instrText>
+              <w:instrText xml:space="preserve"> PAGEREF _Toc241222281 \h </w:instrText>
             </w:r>
             <w:r>
               <w:rPr>
@@ -2199,7 +2269,7 @@
               <w:noProof/>
             </w:rPr>
           </w:pPr>
-          <w:hyperlink w:anchor="_Toc240987706" w:history="1">
+          <w:hyperlink w:anchor="_Toc241222282" w:history="1">
             <w:r>
               <w:rPr>
                 <w:rStyle w:val="Collegamentoipertestuale"/>
@@ -2223,7 +2293,7 @@
               <w:rPr>
                 <w:noProof/>
               </w:rPr>
-              <w:instrText xml:space="preserve"> PAGEREF _Toc240987706 \h </w:instrText>
+              <w:instrText xml:space="preserve"> PAGEREF _Toc241222282 \h </w:instrText>
             </w:r>
             <w:r>
               <w:rPr>
@@ -2260,7 +2330,7 @@
               <w:noProof/>
             </w:rPr>
           </w:pPr>
-          <w:hyperlink w:anchor="_Toc240987707" w:history="1">
+          <w:hyperlink w:anchor="_Toc241222283" w:history="1">
             <w:r>
               <w:rPr>
                 <w:rStyle w:val="Collegamentoipertestuale"/>
@@ -2284,7 +2354,7 @@
               <w:rPr>
                 <w:noProof/>
               </w:rPr>
-              <w:instrText xml:space="preserve"> PAGEREF _Toc240987707 \h </w:instrText>
+              <w:instrText xml:space="preserve"> PAGEREF _Toc241222283 \h </w:instrText>
             </w:r>
             <w:r>
               <w:rPr>
@@ -2321,7 +2391,7 @@
               <w:noProof/>
             </w:rPr>
           </w:pPr>
-          <w:hyperlink w:anchor="_Toc240987708" w:history="1">
+          <w:hyperlink w:anchor="_Toc241222284" w:history="1">
             <w:r>
               <w:rPr>
                 <w:rStyle w:val="Collegamentoipertestuale"/>
@@ -2345,7 +2415,7 @@
               <w:rPr>
                 <w:noProof/>
               </w:rPr>
-              <w:instrText xml:space="preserve"> PAGEREF _Toc240987708 \h </w:instrText>
+              <w:instrText xml:space="preserve"> PAGEREF _Toc241222284 \h </w:instrText>
             </w:r>
             <w:r>
               <w:rPr>
@@ -2382,7 +2452,7 @@
               <w:noProof/>
             </w:rPr>
           </w:pPr>
-          <w:hyperlink w:anchor="_Toc240987709" w:history="1">
+          <w:hyperlink w:anchor="_Toc241222285" w:history="1">
             <w:r>
               <w:rPr>
                 <w:rStyle w:val="Collegamentoipertestuale"/>
@@ -2406,7 +2476,7 @@
               <w:rPr>
                 <w:noProof/>
               </w:rPr>
-              <w:instrText xml:space="preserve"> PAGEREF _Toc240987709 \h </w:instrText>
+              <w:instrText xml:space="preserve"> PAGEREF _Toc241222285 \h </w:instrText>
             </w:r>
             <w:r>
               <w:rPr>
@@ -2443,7 +2513,7 @@
               <w:noProof/>
             </w:rPr>
           </w:pPr>
-          <w:hyperlink w:anchor="_Toc240987710" w:history="1">
+          <w:hyperlink w:anchor="_Toc241222286" w:history="1">
             <w:r>
               <w:rPr>
                 <w:rStyle w:val="Collegamentoipertestuale"/>
@@ -2467,7 +2537,7 @@
               <w:rPr>
                 <w:noProof/>
               </w:rPr>
-              <w:instrText xml:space="preserve"> PAGEREF _Toc240987710 \h </w:instrText>
+              <w:instrText xml:space="preserve"> PAGEREF _Toc241222286 \h </w:instrText>
             </w:r>
             <w:r>
               <w:rPr>
@@ -2511,7 +2581,7 @@
         </w:pBdr>
         <w:spacing w:after="220"/>
       </w:pPr>
-      <w:bookmarkStart w:id="0" w:name="_Toc240987685"/>
+      <w:bookmarkStart w:id="0" w:name="_Toc241222261"/>
       <w:r>
         <w:rPr>
           <w:color w:val="DC3230"/>
@@ -2964,7 +3034,7 @@
         </w:pBdr>
         <w:spacing w:after="220"/>
       </w:pPr>
-      <w:bookmarkStart w:id="1" w:name="_Toc240987686"/>
+      <w:bookmarkStart w:id="1" w:name="_Toc241222262"/>
       <w:r>
         <w:rPr>
           <w:color w:val="DC3230"/>
@@ -2983,7 +3053,7 @@
         <w:keepNext/>
         <w:spacing w:before="340" w:after="130"/>
       </w:pPr>
-      <w:bookmarkStart w:id="2" w:name="_Toc240987687"/>
+      <w:bookmarkStart w:id="2" w:name="_Toc241222263"/>
       <w:r>
         <w:rPr>
           <w:color w:val="DC3230"/>
@@ -3105,7 +3175,7 @@
         <w:keepNext/>
         <w:spacing w:before="340" w:after="130"/>
       </w:pPr>
-      <w:bookmarkStart w:id="3" w:name="_Toc240987688"/>
+      <w:bookmarkStart w:id="3" w:name="_Toc241222264"/>
       <w:r>
         <w:rPr>
           <w:color w:val="DC3230"/>
@@ -3675,7 +3745,7 @@
         </w:pBdr>
         <w:spacing w:after="220"/>
       </w:pPr>
-      <w:bookmarkStart w:id="4" w:name="_Toc240987689"/>
+      <w:bookmarkStart w:id="4" w:name="_Toc241222265"/>
       <w:r>
         <w:rPr>
           <w:color w:val="DC3230"/>
@@ -3694,7 +3764,7 @@
         <w:keepNext/>
         <w:spacing w:before="340" w:after="130"/>
       </w:pPr>
-      <w:bookmarkStart w:id="5" w:name="_Toc240987690"/>
+      <w:bookmarkStart w:id="5" w:name="_Toc241222266"/>
       <w:r>
         <w:rPr>
           <w:color w:val="DC3230"/>
@@ -3716,10 +3786,10 @@
           <w:noProof/>
         </w:rPr>
         <w:drawing>
-          <wp:inline distT="0" distB="0" distL="0" distR="0" wp14:anchorId="70C9051E" wp14:editId="6AD64083">
+          <wp:inline distT="0" distB="0" distL="0" distR="0" wp14:anchorId="6722E98D" wp14:editId="4166BB90">
             <wp:extent cx="6096000" cy="4600575"/>
             <wp:effectExtent l="0" t="0" r="0" b="0"/>
-            <wp:docPr id="2032257486" name="Immagine 2032257486"/>
+            <wp:docPr id="1356725520" name="Immagine 1356725520"/>
             <wp:cNvGraphicFramePr>
               <a:graphicFrameLocks xmlns:a="http://schemas.openxmlformats.org/drawingml/2006/main" noChangeAspect="1"/>
             </wp:cNvGraphicFramePr>
@@ -5042,7 +5112,7 @@
         <w:keepNext/>
         <w:spacing w:before="340" w:after="130"/>
       </w:pPr>
-      <w:bookmarkStart w:id="6" w:name="_Toc240987691"/>
+      <w:bookmarkStart w:id="6" w:name="_Toc241222267"/>
       <w:r>
         <w:rPr>
           <w:color w:val="DC3230"/>
@@ -5101,7 +5171,7 @@
         <w:keepNext/>
         <w:spacing w:before="340" w:after="130"/>
       </w:pPr>
-      <w:bookmarkStart w:id="7" w:name="_Toc240987692"/>
+      <w:bookmarkStart w:id="7" w:name="_Toc241222268"/>
       <w:r>
         <w:rPr>
           <w:color w:val="DC3230"/>
@@ -5323,7 +5393,7 @@
         <w:keepNext/>
         <w:spacing w:before="340" w:after="130"/>
       </w:pPr>
-      <w:bookmarkStart w:id="8" w:name="_Toc240987693"/>
+      <w:bookmarkStart w:id="8" w:name="_Toc241222269"/>
       <w:r>
         <w:rPr>
           <w:color w:val="DC3230"/>
@@ -6062,7 +6132,7 @@
         </w:pBdr>
         <w:spacing w:after="220"/>
       </w:pPr>
-      <w:bookmarkStart w:id="9" w:name="_Toc240987694"/>
+      <w:bookmarkStart w:id="9" w:name="_Toc241222270"/>
       <w:r>
         <w:rPr>
           <w:color w:val="DC3230"/>
@@ -6085,10 +6155,10 @@
           <w:noProof/>
         </w:rPr>
         <w:drawing>
-          <wp:inline distT="0" distB="0" distL="0" distR="0" wp14:anchorId="3875E218" wp14:editId="1D6F79FA">
+          <wp:inline distT="0" distB="0" distL="0" distR="0" wp14:anchorId="1D364806" wp14:editId="4675D74F">
             <wp:extent cx="6096000" cy="3990975"/>
             <wp:effectExtent l="0" t="0" r="0" b="0"/>
-            <wp:docPr id="57010397" name="Immagine 57010397"/>
+            <wp:docPr id="2090981258" name="Immagine 2090981258"/>
             <wp:cNvGraphicFramePr>
               <a:graphicFrameLocks xmlns:a="http://schemas.openxmlformats.org/drawingml/2006/main" noChangeAspect="1"/>
             </wp:cNvGraphicFramePr>
@@ -6156,7 +6226,7 @@
         <w:keepNext/>
         <w:spacing w:before="340" w:after="130"/>
       </w:pPr>
-      <w:bookmarkStart w:id="10" w:name="_Toc240987695"/>
+      <w:bookmarkStart w:id="10" w:name="_Toc241222271"/>
       <w:r>
         <w:rPr>
           <w:color w:val="DC3230"/>
@@ -6186,7 +6256,7 @@
         <w:keepNext/>
         <w:spacing w:before="340" w:after="130"/>
       </w:pPr>
-      <w:bookmarkStart w:id="11" w:name="_Toc240987696"/>
+      <w:bookmarkStart w:id="11" w:name="_Toc241222272"/>
       <w:r>
         <w:rPr>
           <w:color w:val="DC3230"/>
@@ -6686,7 +6756,7 @@
         <w:keepNext/>
         <w:spacing w:before="340" w:after="130"/>
       </w:pPr>
-      <w:bookmarkStart w:id="12" w:name="_Toc240987697"/>
+      <w:bookmarkStart w:id="12" w:name="_Toc241222273"/>
       <w:r>
         <w:rPr>
           <w:color w:val="DC3230"/>
@@ -6798,7 +6868,7 @@
         <w:keepNext/>
         <w:spacing w:before="340" w:after="130"/>
       </w:pPr>
-      <w:bookmarkStart w:id="13" w:name="_Toc240987698"/>
+      <w:bookmarkStart w:id="13" w:name="_Toc241222274"/>
       <w:r>
         <w:rPr>
           <w:color w:val="DC3230"/>
@@ -6943,7 +7013,7 @@
         <w:keepNext/>
         <w:spacing w:before="340" w:after="130"/>
       </w:pPr>
-      <w:bookmarkStart w:id="14" w:name="_Toc240987699"/>
+      <w:bookmarkStart w:id="14" w:name="_Toc241222275"/>
       <w:r>
         <w:rPr>
           <w:color w:val="DC3230"/>
@@ -7037,7 +7107,7 @@
         </w:pBdr>
         <w:spacing w:after="220"/>
       </w:pPr>
-      <w:bookmarkStart w:id="15" w:name="_Toc240987700"/>
+      <w:bookmarkStart w:id="15" w:name="_Toc241222276"/>
       <w:r>
         <w:rPr>
           <w:color w:val="DC3230"/>
@@ -8424,7 +8494,7 @@
         </w:pBdr>
         <w:spacing w:after="220"/>
       </w:pPr>
-      <w:bookmarkStart w:id="16" w:name="_Toc240987701"/>
+      <w:bookmarkStart w:id="16" w:name="_Toc241222277"/>
       <w:r>
         <w:rPr>
           <w:color w:val="DC3230"/>
@@ -9118,7 +9188,7 @@
         </w:pBdr>
         <w:spacing w:after="220"/>
       </w:pPr>
-      <w:bookmarkStart w:id="17" w:name="_Toc240987702"/>
+      <w:bookmarkStart w:id="17" w:name="_Toc241222278"/>
       <w:r>
         <w:rPr>
           <w:color w:val="DC3230"/>
@@ -9807,7 +9877,7 @@
         </w:pBdr>
         <w:spacing w:after="220"/>
       </w:pPr>
-      <w:bookmarkStart w:id="18" w:name="_Toc240987703"/>
+      <w:bookmarkStart w:id="18" w:name="_Toc241222279"/>
       <w:r>
         <w:rPr>
           <w:color w:val="DC3230"/>
@@ -10011,7 +10081,7 @@
         </w:pBdr>
         <w:spacing w:after="220"/>
       </w:pPr>
-      <w:bookmarkStart w:id="19" w:name="_Toc240987704"/>
+      <w:bookmarkStart w:id="19" w:name="_Toc241222280"/>
       <w:r>
         <w:rPr>
           <w:color w:val="DC3230"/>
@@ -11521,7 +11591,7 @@
         </w:pBdr>
         <w:spacing w:after="220"/>
       </w:pPr>
-      <w:bookmarkStart w:id="20" w:name="_Toc240987705"/>
+      <w:bookmarkStart w:id="20" w:name="_Toc241222281"/>
       <w:r>
         <w:rPr>
           <w:color w:val="DC3230"/>
@@ -11545,7 +11615,7 @@
         <w:keepNext/>
         <w:spacing w:before="340" w:after="130"/>
       </w:pPr>
-      <w:bookmarkStart w:id="21" w:name="_Toc240987706"/>
+      <w:bookmarkStart w:id="21" w:name="_Toc241222282"/>
       <w:r>
         <w:rPr>
           <w:color w:val="DC3230"/>
@@ -12490,7 +12560,7 @@
         <w:keepNext/>
         <w:spacing w:before="340" w:after="130"/>
       </w:pPr>
-      <w:bookmarkStart w:id="22" w:name="_Toc240987707"/>
+      <w:bookmarkStart w:id="22" w:name="_Toc241222283"/>
       <w:r>
         <w:rPr>
           <w:color w:val="DC3230"/>
@@ -13104,7 +13174,7 @@
         <w:keepNext/>
         <w:spacing w:before="340" w:after="130"/>
       </w:pPr>
-      <w:bookmarkStart w:id="23" w:name="_Toc240987708"/>
+      <w:bookmarkStart w:id="23" w:name="_Toc241222284"/>
       <w:r>
         <w:rPr>
           <w:color w:val="DC3230"/>
@@ -13750,7 +13820,7 @@
         </w:pBdr>
         <w:spacing w:after="220"/>
       </w:pPr>
-      <w:bookmarkStart w:id="24" w:name="_Toc240987709"/>
+      <w:bookmarkStart w:id="24" w:name="_Toc241222285"/>
       <w:r>
         <w:rPr>
           <w:color w:val="DC3230"/>
@@ -16488,7 +16558,7 @@
         </w:pBdr>
         <w:spacing w:after="220"/>
       </w:pPr>
-      <w:bookmarkStart w:id="25" w:name="_Toc240987710"/>
+      <w:bookmarkStart w:id="25" w:name="_Toc241222286"/>
       <w:r>
         <w:rPr>
           <w:color w:val="DC3230"/>
@@ -17985,10 +18055,10 @@
         <w:noProof/>
       </w:rPr>
       <w:drawing>
-        <wp:inline distT="0" distB="0" distL="0" distR="0" wp14:anchorId="7CCF6522" wp14:editId="3B67B686">
+        <wp:inline distT="0" distB="0" distL="0" distR="0" wp14:anchorId="0CEB6C7A" wp14:editId="3EAD36BF">
           <wp:extent cx="904875" cy="352425"/>
           <wp:effectExtent l="0" t="0" r="0" b="0"/>
-          <wp:docPr id="407308557" name="Immagine 407308557"/>
+          <wp:docPr id="1834208137" name="Immagine 1834208137"/>
           <wp:cNvGraphicFramePr>
             <a:graphicFrameLocks xmlns:a="http://schemas.openxmlformats.org/drawingml/2006/main" noChangeAspect="1"/>
           </wp:cNvGraphicFramePr>
@@ -18036,96 +18106,78 @@
 <file path=word/numbering.xml><?xml version="1.0" encoding="utf-8"?>
 <w:numbering xmlns:wpc="http://schemas.microsoft.com/office/word/2010/wordprocessingCanvas" xmlns:cx="http://schemas.microsoft.com/office/drawing/2014/chartex" xmlns:cx1="http://schemas.microsoft.com/office/drawing/2015/9/8/chartex" xmlns:cx2="http://schemas.microsoft.com/office/drawing/2015/10/21/chartex" xmlns:cx3="http://schemas.microsoft.com/office/drawing/2016/5/9/chartex" xmlns:cx4="http://schemas.microsoft.com/office/drawing/2016/5/10/chartex" xmlns:cx5="http://schemas.microsoft.com/office/drawing/2016/5/11/chartex" xmlns:cx6="http://schemas.microsoft.com/office/drawing/2016/5/12/chartex" xmlns:cx7="http://schemas.microsoft.com/office/drawing/2016/5/13/chartex" xmlns:cx8="http://schemas.microsoft.com/office/drawing/2016/5/14/chartex" xmlns:mc="http://schemas.openxmlformats.org/markup-compatibility/2006" xmlns:aink="http://schemas.microsoft.com/office/drawing/2016/ink" xmlns:am3d="http://schemas.microsoft.com/office/drawing/2017/model3d" xmlns:o="urn:schemas-microsoft-com:office:office" xmlns:oel="http://schemas.microsoft.com/office/2019/extlst" xmlns:r="http://schemas.openxmlformats.org/officeDocument/2006/relationships" xmlns:m="http://schemas.openxmlformats.org/officeDocument/2006/math" xmlns:v="urn:schemas-microsoft-com:vml" xmlns:wp14="http://schemas.microsoft.com/office/word/2010/wordprocessingDrawing" xmlns:wp="http://schemas.openxmlformats.org/drawingml/2006/wordprocessingDrawing" xmlns:w10="urn:schemas-microsoft-com:office:word" xmlns:w="http://schemas.openxmlformats.org/wordprocessingml/2006/main" xmlns:w14="http://schemas.microsoft.com/office/word/2010/wordml" xmlns:w15="http://schemas.microsoft.com/office/word/2012/wordml" xmlns:w16cex="http://schemas.microsoft.com/office/word/2018/wordml/cex" xmlns:w16cid="http://schemas.microsoft.com/office/word/2016/wordml/cid" xmlns:w16="http://schemas.microsoft.com/office/word/2018/wordml" xmlns:w16du="http://schemas.microsoft.com/office/word/2023/wordml/word16du" xmlns:w16sdtdh="http://schemas.microsoft.com/office/word/2020/wordml/sdtdatahash" xmlns:w16sdtfl="http://schemas.microsoft.com/office/word/2024/wordml/sdtformatlock" xmlns:w16se="http://schemas.microsoft.com/office/word/2015/wordml/symex" xmlns:wpg="http://schemas.microsoft.com/office/word/2010/wordprocessingGroup" xmlns:wpi="http://schemas.microsoft.com/office/word/2010/wordprocessingInk" xmlns:wne="http://schemas.microsoft.com/office/word/2006/wordml" xmlns:wps="http://schemas.microsoft.com/office/word/2010/wordprocessingShape" mc:Ignorable="w14 w15 w16se w16cid w16 w16cex w16sdtdh w16sdtfl w16du wp14">
   <w:abstractNum w:abstractNumId="0" w15:restartNumberingAfterBreak="0">
-    <w:nsid w:val="33E4658B"/>
+    <w:nsid w:val="1C0C422B"/>
     <w:multiLevelType w:val="hybridMultilevel"/>
-    <w:tmpl w:val="A78075B8"/>
-    <w:lvl w:ilvl="0" w:tplc="76DE7E88">
+    <w:tmpl w:val="65A6113E"/>
+    <w:lvl w:ilvl="0" w:tplc="B944F954">
       <w:start w:val="1"/>
       <w:numFmt w:val="bullet"/>
       <w:lvlText w:val="●"/>
       <w:lvlJc w:val="left"/>
       <w:pPr>
-        <w:ind w:left="720" w:hanging="360"/>
+        <w:ind w:left="340" w:hanging="200"/>
       </w:pPr>
+      <w:rPr>
+        <w:rFonts w:ascii="Arial" w:eastAsia="Arial" w:hAnsi="Arial" w:cs="Arial"/>
+        <w:color w:val="DC3230"/>
+        <w:sz w:val="14"/>
+        <w:szCs w:val="14"/>
+      </w:rPr>
     </w:lvl>
-    <w:lvl w:ilvl="1" w:tplc="9A1830F2">
+    <w:lvl w:ilvl="1" w:tplc="C04469D8">
       <w:start w:val="1"/>
       <w:numFmt w:val="bullet"/>
-      <w:lvlText w:val="○"/>
+      <w:lvlText w:val="–"/>
       <w:lvlJc w:val="left"/>
       <w:pPr>
-        <w:ind w:left="1440" w:hanging="360"/>
+        <w:ind w:left="700" w:hanging="200"/>
       </w:pPr>
+      <w:rPr>
+        <w:rFonts w:ascii="Arial" w:eastAsia="Arial" w:hAnsi="Arial" w:cs="Arial"/>
+        <w:color w:val="0A5D65"/>
+      </w:rPr>
     </w:lvl>
-    <w:lvl w:ilvl="2" w:tplc="FCF27F02">
-      <w:start w:val="1"/>
-      <w:numFmt w:val="bullet"/>
-      <w:lvlText w:val="■"/>
+    <w:lvl w:ilvl="2" w:tplc="E926EED8">
+      <w:numFmt w:val="decimal"/>
+      <w:lvlText w:val=""/>
       <w:lvlJc w:val="left"/>
-      <w:pPr>
-        <w:ind w:left="2160" w:hanging="360"/>
-      </w:pPr>
     </w:lvl>
-    <w:lvl w:ilvl="3" w:tplc="E38876E8">
-      <w:start w:val="1"/>
-      <w:numFmt w:val="bullet"/>
-      <w:lvlText w:val="●"/>
+    <w:lvl w:ilvl="3" w:tplc="6868C7A8">
+      <w:numFmt w:val="decimal"/>
+      <w:lvlText w:val=""/>
       <w:lvlJc w:val="left"/>
-      <w:pPr>
-        <w:ind w:left="2880" w:hanging="360"/>
-      </w:pPr>
     </w:lvl>
-    <w:lvl w:ilvl="4" w:tplc="19D8E634">
-      <w:start w:val="1"/>
-      <w:numFmt w:val="bullet"/>
-      <w:lvlText w:val="○"/>
+    <w:lvl w:ilvl="4" w:tplc="0F767E82">
+      <w:numFmt w:val="decimal"/>
+      <w:lvlText w:val=""/>
       <w:lvlJc w:val="left"/>
-      <w:pPr>
-        <w:ind w:left="3600" w:hanging="360"/>
-      </w:pPr>
     </w:lvl>
-    <w:lvl w:ilvl="5" w:tplc="E5FCB720">
-      <w:start w:val="1"/>
-      <w:numFmt w:val="bullet"/>
-      <w:lvlText w:val="■"/>
+    <w:lvl w:ilvl="5" w:tplc="D12C1B82">
+      <w:numFmt w:val="decimal"/>
+      <w:lvlText w:val=""/>
       <w:lvlJc w:val="left"/>
-      <w:pPr>
-        <w:ind w:left="4320" w:hanging="360"/>
-      </w:pPr>
     </w:lvl>
-    <w:lvl w:ilvl="6" w:tplc="DC3EE6CC">
-      <w:start w:val="1"/>
-      <w:numFmt w:val="bullet"/>
-      <w:lvlText w:val="●"/>
+    <w:lvl w:ilvl="6" w:tplc="89BC6DBE">
+      <w:numFmt w:val="decimal"/>
+      <w:lvlText w:val=""/>
       <w:lvlJc w:val="left"/>
-      <w:pPr>
-        <w:ind w:left="5040" w:hanging="360"/>
-      </w:pPr>
     </w:lvl>
-    <w:lvl w:ilvl="7" w:tplc="D0A01618">
-      <w:start w:val="1"/>
-      <w:numFmt w:val="bullet"/>
-      <w:lvlText w:val="●"/>
+    <w:lvl w:ilvl="7" w:tplc="AC64FACA">
+      <w:numFmt w:val="decimal"/>
+      <w:lvlText w:val=""/>
       <w:lvlJc w:val="left"/>
-      <w:pPr>
-        <w:ind w:left="5760" w:hanging="360"/>
-      </w:pPr>
     </w:lvl>
-    <w:lvl w:ilvl="8" w:tplc="F7D8ADF6">
-      <w:start w:val="1"/>
-      <w:numFmt w:val="bullet"/>
-      <w:lvlText w:val="●"/>
+    <w:lvl w:ilvl="8" w:tplc="C7EE89EE">
+      <w:numFmt w:val="decimal"/>
+      <w:lvlText w:val=""/>
       <w:lvlJc w:val="left"/>
-      <w:pPr>
-        <w:ind w:left="6480" w:hanging="360"/>
-      </w:pPr>
     </w:lvl>
   </w:abstractNum>
   <w:abstractNum w:abstractNumId="1" w15:restartNumberingAfterBreak="0">
-    <w:nsid w:val="44F24AD3"/>
+    <w:nsid w:val="46E27E16"/>
     <w:multiLevelType w:val="hybridMultilevel"/>
-    <w:tmpl w:val="8C76F7EC"/>
-    <w:lvl w:ilvl="0" w:tplc="DC08B79E">
+    <w:tmpl w:val="ACE0A7BC"/>
+    <w:lvl w:ilvl="0" w:tplc="58FE752E">
       <w:start w:val="1"/>
       <w:numFmt w:val="decimal"/>
       <w:lvlText w:val="%1."/>
@@ -18140,7 +18192,7 @@
         <w:color w:val="DC3230"/>
       </w:rPr>
     </w:lvl>
-    <w:lvl w:ilvl="1" w:tplc="D9C2836A">
+    <w:lvl w:ilvl="1" w:tplc="D7349C12">
       <w:start w:val="1"/>
       <w:numFmt w:val="lowerLetter"/>
       <w:lvlText w:val="%2."/>
@@ -18155,129 +18207,147 @@
         <w:color w:val="0A5D65"/>
       </w:rPr>
     </w:lvl>
-    <w:lvl w:ilvl="2" w:tplc="EC82BB88">
+    <w:lvl w:ilvl="2" w:tplc="0EA2D81E">
       <w:numFmt w:val="decimal"/>
       <w:lvlText w:val=""/>
       <w:lvlJc w:val="left"/>
     </w:lvl>
-    <w:lvl w:ilvl="3" w:tplc="0A78D80C">
+    <w:lvl w:ilvl="3" w:tplc="847601EC">
       <w:numFmt w:val="decimal"/>
       <w:lvlText w:val=""/>
       <w:lvlJc w:val="left"/>
     </w:lvl>
-    <w:lvl w:ilvl="4" w:tplc="D8AA86EE">
+    <w:lvl w:ilvl="4" w:tplc="11625C98">
       <w:numFmt w:val="decimal"/>
       <w:lvlText w:val=""/>
       <w:lvlJc w:val="left"/>
     </w:lvl>
-    <w:lvl w:ilvl="5" w:tplc="C22E0CDE">
+    <w:lvl w:ilvl="5" w:tplc="A8ECFCBE">
       <w:numFmt w:val="decimal"/>
       <w:lvlText w:val=""/>
       <w:lvlJc w:val="left"/>
     </w:lvl>
-    <w:lvl w:ilvl="6" w:tplc="FDF40E8E">
+    <w:lvl w:ilvl="6" w:tplc="B1743350">
       <w:numFmt w:val="decimal"/>
       <w:lvlText w:val=""/>
       <w:lvlJc w:val="left"/>
     </w:lvl>
-    <w:lvl w:ilvl="7" w:tplc="B518CDC8">
+    <w:lvl w:ilvl="7" w:tplc="0B425F74">
       <w:numFmt w:val="decimal"/>
       <w:lvlText w:val=""/>
       <w:lvlJc w:val="left"/>
     </w:lvl>
-    <w:lvl w:ilvl="8" w:tplc="10527788">
+    <w:lvl w:ilvl="8" w:tplc="5A668B64">
       <w:numFmt w:val="decimal"/>
       <w:lvlText w:val=""/>
       <w:lvlJc w:val="left"/>
     </w:lvl>
   </w:abstractNum>
   <w:abstractNum w:abstractNumId="2" w15:restartNumberingAfterBreak="0">
-    <w:nsid w:val="7A794292"/>
+    <w:nsid w:val="57826685"/>
     <w:multiLevelType w:val="hybridMultilevel"/>
-    <w:tmpl w:val="1ABAD874"/>
-    <w:lvl w:ilvl="0" w:tplc="9B848B70">
+    <w:tmpl w:val="79985BE6"/>
+    <w:lvl w:ilvl="0" w:tplc="1A10409E">
       <w:start w:val="1"/>
       <w:numFmt w:val="bullet"/>
       <w:lvlText w:val="●"/>
       <w:lvlJc w:val="left"/>
       <w:pPr>
-        <w:ind w:left="340" w:hanging="200"/>
+        <w:ind w:left="720" w:hanging="360"/>
       </w:pPr>
-      <w:rPr>
-        <w:rFonts w:ascii="Arial" w:eastAsia="Arial" w:hAnsi="Arial" w:cs="Arial"/>
-        <w:color w:val="DC3230"/>
-        <w:sz w:val="14"/>
-        <w:szCs w:val="14"/>
-      </w:rPr>
     </w:lvl>
-    <w:lvl w:ilvl="1" w:tplc="D556DFAA">
+    <w:lvl w:ilvl="1" w:tplc="3E24387E">
       <w:start w:val="1"/>
       <w:numFmt w:val="bullet"/>
-      <w:lvlText w:val="–"/>
+      <w:lvlText w:val="○"/>
       <w:lvlJc w:val="left"/>
       <w:pPr>
-        <w:ind w:left="700" w:hanging="200"/>
+        <w:ind w:left="1440" w:hanging="360"/>
       </w:pPr>
-      <w:rPr>
-        <w:rFonts w:ascii="Arial" w:eastAsia="Arial" w:hAnsi="Arial" w:cs="Arial"/>
-        <w:color w:val="0A5D65"/>
-      </w:rPr>
     </w:lvl>
-    <w:lvl w:ilvl="2" w:tplc="0F4E8776">
-      <w:numFmt w:val="decimal"/>
-      <w:lvlText w:val=""/>
+    <w:lvl w:ilvl="2" w:tplc="C1E86F68">
+      <w:start w:val="1"/>
+      <w:numFmt w:val="bullet"/>
+      <w:lvlText w:val="■"/>
       <w:lvlJc w:val="left"/>
+      <w:pPr>
+        <w:ind w:left="2160" w:hanging="360"/>
+      </w:pPr>
     </w:lvl>
-    <w:lvl w:ilvl="3" w:tplc="3CB8E554">
-      <w:numFmt w:val="decimal"/>
-      <w:lvlText w:val=""/>
+    <w:lvl w:ilvl="3" w:tplc="6FF68CCC">
+      <w:start w:val="1"/>
+      <w:numFmt w:val="bullet"/>
+      <w:lvlText w:val="●"/>
       <w:lvlJc w:val="left"/>
+      <w:pPr>
+        <w:ind w:left="2880" w:hanging="360"/>
+      </w:pPr>
     </w:lvl>
-    <w:lvl w:ilvl="4" w:tplc="5DA2677C">
-      <w:numFmt w:val="decimal"/>
-      <w:lvlText w:val=""/>
+    <w:lvl w:ilvl="4" w:tplc="16FE6E64">
+      <w:start w:val="1"/>
+      <w:numFmt w:val="bullet"/>
+      <w:lvlText w:val="○"/>
       <w:lvlJc w:val="left"/>
+      <w:pPr>
+        <w:ind w:left="3600" w:hanging="360"/>
+      </w:pPr>
     </w:lvl>
-    <w:lvl w:ilvl="5" w:tplc="6FC4291C">
-      <w:numFmt w:val="decimal"/>
-      <w:lvlText w:val=""/>
+    <w:lvl w:ilvl="5" w:tplc="85FA52BC">
+      <w:start w:val="1"/>
+      <w:numFmt w:val="bullet"/>
+      <w:lvlText w:val="■"/>
       <w:lvlJc w:val="left"/>
+      <w:pPr>
+        <w:ind w:left="4320" w:hanging="360"/>
+      </w:pPr>
     </w:lvl>
-    <w:lvl w:ilvl="6" w:tplc="9EF0D7EA">
-      <w:numFmt w:val="decimal"/>
-      <w:lvlText w:val=""/>
+    <w:lvl w:ilvl="6" w:tplc="8D36C28A">
+      <w:start w:val="1"/>
+      <w:numFmt w:val="bullet"/>
+      <w:lvlText w:val="●"/>
       <w:lvlJc w:val="left"/>
+      <w:pPr>
+        <w:ind w:left="5040" w:hanging="360"/>
+      </w:pPr>
     </w:lvl>
-    <w:lvl w:ilvl="7" w:tplc="B7A4BB44">
-      <w:numFmt w:val="decimal"/>
-      <w:lvlText w:val=""/>
+    <w:lvl w:ilvl="7" w:tplc="B33EE7DA">
+      <w:start w:val="1"/>
+      <w:numFmt w:val="bullet"/>
+      <w:lvlText w:val="●"/>
       <w:lvlJc w:val="left"/>
+      <w:pPr>
+        <w:ind w:left="5760" w:hanging="360"/>
+      </w:pPr>
     </w:lvl>
-    <w:lvl w:ilvl="8" w:tplc="BF36F298">
-      <w:numFmt w:val="decimal"/>
-      <w:lvlText w:val=""/>
+    <w:lvl w:ilvl="8" w:tplc="1A663F86">
+      <w:start w:val="1"/>
+      <w:numFmt w:val="bullet"/>
+      <w:lvlText w:val="●"/>
       <w:lvlJc w:val="left"/>
+      <w:pPr>
+        <w:ind w:left="6480" w:hanging="360"/>
+      </w:pPr>
     </w:lvl>
   </w:abstractNum>
-  <w:num w:numId="1" w16cid:durableId="838496856">
+  <w:num w:numId="1" w16cid:durableId="1697005955">
+    <w:abstractNumId w:val="2"/>
+    <w:lvlOverride w:ilvl="0">
+      <w:startOverride w:val="1"/>
+    </w:lvlOverride>
+  </w:num>
+  <w:num w:numId="2" w16cid:durableId="1881698434">
     <w:abstractNumId w:val="0"/>
     <w:lvlOverride w:ilvl="0">
       <w:startOverride w:val="1"/>
     </w:lvlOverride>
   </w:num>
-  <w:num w:numId="2" w16cid:durableId="1454592273">
-    <w:abstractNumId w:val="2"/>
-    <w:lvlOverride w:ilvl="0">
-      <w:startOverride w:val="1"/>
-    </w:lvlOverride>
-  </w:num>
-  <w:num w:numId="3" w16cid:durableId="1911884461">
+  <w:num w:numId="3" w16cid:durableId="1884252254">
     <w:abstractNumId w:val="1"/>
     <w:lvlOverride w:ilvl="0">
       <w:startOverride w:val="1"/>
     </w:lvlOverride>
   </w:num>
-  <w:num w:numId="4" w16cid:durableId="1534490950">
+  <w:num w:numId="4" w16cid:durableId="197083075">
     <w:abstractNumId w:val="1"/>
     <w:lvlOverride w:ilvl="0">
       <w:startOverride w:val="1"/>
@@ -18921,7 +18991,7 @@
     <w:autoRedefine/>
     <w:uiPriority w:val="39"/>
     <w:unhideWhenUsed/>
-    <w:rsid w:val="006D5D0F"/>
+    <w:rsid w:val="00876EC9"/>
     <w:pPr>
       <w:spacing w:after="100"/>
     </w:pPr>
@@ -18933,7 +19003,7 @@
     <w:autoRedefine/>
     <w:uiPriority w:val="39"/>
     <w:unhideWhenUsed/>
-    <w:rsid w:val="006D5D0F"/>
+    <w:rsid w:val="00876EC9"/>
     <w:pPr>
       <w:spacing w:after="100"/>
       <w:ind w:left="210"/>
